--- a/optimization_layer_report.docx
+++ b/optimization_layer_report.docx
@@ -195,7 +195,15 @@
         <w:spacing w:after="120"/>
       </w:pPr>
       <w:r>
-        <w:t>The plan-ahead model runs periodically and partitions cluster nodes among tenants across a planning horizon H. Exclusive tenants receive dedicated machines for the full horizon; shared tenants receive per-interval assignments.</w:t>
+        <w:t>The plan-ahead model runs periodically and partitions cluster nodes among tenants across a planning horizon H. Exclusive tenants receive dedicated machines per period; shared tenants are grouped together and share a pool of machines per period.</w:t>
+      </w:r>
+    </w:p>
+    <w:p>
+      <w:pPr>
+        <w:spacing w:after="120"/>
+      </w:pPr>
+      <w:r>
+        <w:t>Tenant grouping is the core of the plan-ahead step. Tenants are first split into exclusive and shared classes. Shared tenants are then partitioned by demand into heavy and light: a tenant is heavy if its average demand is at or above the median across shared tenants, and light otherwise. The objective's mix bonus (λ₂ * mix_total) rewards co-locating a heavy tenant and a light tenant on the same machine, so the model actively pairs high-load tenants with low-load tenants rather than packing similar loads together. This smooths aggregate demand per machine and leaves more headroom for the Cantelli safety buffer. Once tenants are grouped, the model assigns a set of machines to each group for each period; the y[i,n,h] variables are the hard routing decision the Cluster Manager later uses to filter which jobs may run on which machines.</w:t>
       </w:r>
     </w:p>
     <w:p>
@@ -282,7 +290,7 @@
         <w:spacing w:after="120"/>
       </w:pPr>
       <w:r>
-        <w:t>Both models grow intractably at production scale. The iterative strategy decomposes each problem into a sequence of smaller subproblems. This follows the decomposition framework of Pandey and Patil (2022), who partition large-scale network problems into independent subnetworks and demonstrate computational savings of 15 to 68 percent over centralized solving. The same principle applies here: solve many small tractable instances rather than one large intractable one.</w:t>
+        <w:t>Both models grow intractably at production scale. The iterative strategy decomposes each problem into a sequence of smaller subproblems. This is a matheuristic in the sense of Maniezzo, Boschetti, and Stuetzle (2021): a heuristic built around an exact mathematical-programming core, derived from the classical divide-and-conquer decomposition principle in which a hard problem is split into smaller problems whose solutions are recomposed into a solution to the original. The applied precedent is Pandey and Patil (2022), who partition large-scale network problems into independent subnetworks and demonstrate computational savings of 15 to 68 percent over centralized solving. The same principle applies here: solve many small tractable instances rather than one large intractable one.</w:t>
       </w:r>
     </w:p>
     <w:p>
@@ -387,6 +395,137 @@
       </w:pPr>
       <w:r>
         <w:t>The real-time iterative solves each batch to integer optimality — it is a decomposition, not a relaxation. The plan-ahead iterative uses greedy first-fit decreasing, a polynomial-time algorithm that trades global optimality for solver-free speed at any scale. The mathematical formulations are unchanged; the iterative layer only avoids presenting the full problem to the solver at once.</w:t>
+      </w:r>
+    </w:p>
+    <w:p>
+      <w:pPr>
+        <w:spacing w:after="120"/>
+      </w:pPr>
+      <w:r>
+        <w:t>It is worth stating the scope of this claim precisely. The iterative strategy is theoretically aligned with decomposition: it follows the same divide-and-conquer logic that underlies established methods such as Dantzig-Wolfe, Lagrangian, and Benders decomposition, and it is a matheuristic in the sense of Maniezzo, Boschetti, and Stuetzle (2021). It is not, however, an implementation of any one of those formal methods. There is no master problem exchanging dual prices or cuts with subproblems and no convergence proof to the global optimum. The approach is a problem-specific decomposition heuristic inspired by the principle rather than a textbook algorithm applied verbatim, which is why it is reported as a matheuristic and not, for example, as Benders decomposition.</w:t>
+      </w:r>
+    </w:p>
+    <w:p>
+      <w:r>
+        <w:br w:type="page"/>
+      </w:r>
+    </w:p>
+    <w:p>
+      <w:pPr>
+        <w:pStyle w:val="Heading2"/>
+      </w:pPr>
+      <w:r>
+        <w:t>2.4  IDEF-0 Model Representations</w:t>
+      </w:r>
+    </w:p>
+    <w:p>
+      <w:pPr>
+        <w:spacing w:after="120"/>
+      </w:pPr>
+      <w:r>
+        <w:t>The two models are summarized below as IDEF-0 boxes. Each box reads in the standard IDEF-0 convention: inputs enter from the left, constraints and controls enter from the top, the solvers and approach (mechanisms) enter from the bottom, and outputs leave to the right.</w:t>
+      </w:r>
+    </w:p>
+    <w:p>
+      <w:pPr>
+        <w:jc w:val="center"/>
+      </w:pPr>
+      <w:r>
+        <w:drawing>
+          <wp:inline xmlns:a="http://schemas.openxmlformats.org/drawingml/2006/main" xmlns:pic="http://schemas.openxmlformats.org/drawingml/2006/picture">
+            <wp:extent cx="5669280" cy="4364594"/>
+            <wp:docPr id="1" name="Picture 1"/>
+            <wp:cNvGraphicFramePr>
+              <a:graphicFrameLocks noChangeAspect="1"/>
+            </wp:cNvGraphicFramePr>
+            <a:graphic>
+              <a:graphicData uri="http://schemas.openxmlformats.org/drawingml/2006/picture">
+                <pic:pic>
+                  <pic:nvPicPr>
+                    <pic:cNvPr id="0" name="idef_realtime.png"/>
+                    <pic:cNvPicPr/>
+                  </pic:nvPicPr>
+                  <pic:blipFill>
+                    <a:blip r:embed="rId9"/>
+                    <a:stretch>
+                      <a:fillRect/>
+                    </a:stretch>
+                  </pic:blipFill>
+                  <pic:spPr>
+                    <a:xfrm>
+                      <a:off x="0" y="0"/>
+                      <a:ext cx="5669280" cy="4364594"/>
+                    </a:xfrm>
+                    <a:prstGeom prst="rect"/>
+                  </pic:spPr>
+                </pic:pic>
+              </a:graphicData>
+            </a:graphic>
+          </wp:inline>
+        </w:drawing>
+      </w:r>
+    </w:p>
+    <w:p>
+      <w:pPr>
+        <w:jc w:val="center"/>
+      </w:pPr>
+      <w:r>
+        <w:rPr>
+          <w:i/>
+          <w:sz w:val="18"/>
+        </w:rPr>
+        <w:t>Figure A — IDEF-0 representation of the Real-Time Scheduler (MILP)</w:t>
+      </w:r>
+    </w:p>
+    <w:p>
+      <w:pPr>
+        <w:jc w:val="center"/>
+      </w:pPr>
+      <w:r>
+        <w:drawing>
+          <wp:inline xmlns:a="http://schemas.openxmlformats.org/drawingml/2006/main" xmlns:pic="http://schemas.openxmlformats.org/drawingml/2006/picture">
+            <wp:extent cx="5669280" cy="4558137"/>
+            <wp:docPr id="2" name="Picture 2"/>
+            <wp:cNvGraphicFramePr>
+              <a:graphicFrameLocks noChangeAspect="1"/>
+            </wp:cNvGraphicFramePr>
+            <a:graphic>
+              <a:graphicData uri="http://schemas.openxmlformats.org/drawingml/2006/picture">
+                <pic:pic>
+                  <pic:nvPicPr>
+                    <pic:cNvPr id="0" name="idef_planahead.png"/>
+                    <pic:cNvPicPr/>
+                  </pic:nvPicPr>
+                  <pic:blipFill>
+                    <a:blip r:embed="rId10"/>
+                    <a:stretch>
+                      <a:fillRect/>
+                    </a:stretch>
+                  </pic:blipFill>
+                  <pic:spPr>
+                    <a:xfrm>
+                      <a:off x="0" y="0"/>
+                      <a:ext cx="5669280" cy="4558137"/>
+                    </a:xfrm>
+                    <a:prstGeom prst="rect"/>
+                  </pic:spPr>
+                </pic:pic>
+              </a:graphicData>
+            </a:graphic>
+          </wp:inline>
+        </w:drawing>
+      </w:r>
+    </w:p>
+    <w:p>
+      <w:pPr>
+        <w:jc w:val="center"/>
+      </w:pPr>
+      <w:r>
+        <w:rPr>
+          <w:i/>
+          <w:sz w:val="18"/>
+        </w:rPr>
+        <w:t>Figure B — IDEF-0 representation of the Plan-Ahead Allocator (MISOCP)</w:t>
       </w:r>
     </w:p>
     <w:p>
@@ -881,7 +1020,7 @@
         <w:spacing w:after="120"/>
       </w:pPr>
       <w:r>
-        <w:t>The iterative RT solver was benchmarked at the same scale points. Results use CBC as the sub-MILP backend. Smaller batches achieve full placement at the cost of more solver calls.</w:t>
+        <w:t>The iterative RT solver was benchmarked at the largest scale point (J=1024, N=1024) across batch sizes, using Gurobi as the sub-MILP backend. Given an adequate per-sub-MILP solve budget, every batch size places 100 percent of jobs; solve time grows with batch size because each sub-MILP is exponentially harder, while the iteration count falls because each larger batch clears more jobs per solve.</w:t>
       </w:r>
     </w:p>
     <w:tbl>
@@ -891,16 +1030,17 @@
         <w:tblLook w:firstColumn="1" w:firstRow="1" w:lastColumn="0" w:lastRow="0" w:noHBand="0" w:noVBand="1" w:val="04A0"/>
       </w:tblPr>
       <w:tblGrid>
-        <w:gridCol w:w="1728"/>
-        <w:gridCol w:w="1728"/>
-        <w:gridCol w:w="1728"/>
-        <w:gridCol w:w="1728"/>
-        <w:gridCol w:w="1728"/>
+        <w:gridCol w:w="1440"/>
+        <w:gridCol w:w="1440"/>
+        <w:gridCol w:w="1440"/>
+        <w:gridCol w:w="1440"/>
+        <w:gridCol w:w="1440"/>
+        <w:gridCol w:w="1440"/>
       </w:tblGrid>
       <w:tr>
         <w:tc>
           <w:tcPr>
-            <w:tcW w:type="dxa" w:w="1728"/>
+            <w:tcW w:type="dxa" w:w="1440"/>
           </w:tcPr>
           <w:p>
             <w:pPr>
@@ -916,7 +1056,7 @@
         </w:tc>
         <w:tc>
           <w:tcPr>
-            <w:tcW w:type="dxa" w:w="1728"/>
+            <w:tcW w:type="dxa" w:w="1440"/>
           </w:tcPr>
           <w:p>
             <w:pPr>
@@ -932,7 +1072,7 @@
         </w:tc>
         <w:tc>
           <w:tcPr>
-            <w:tcW w:type="dxa" w:w="1728"/>
+            <w:tcW w:type="dxa" w:w="1440"/>
           </w:tcPr>
           <w:p>
             <w:pPr>
@@ -942,13 +1082,13 @@
               <w:rPr>
                 <w:b/>
               </w:rPr>
-              <w:t>Batch</w:t>
+              <w:t>Batch size</w:t>
             </w:r>
           </w:p>
         </w:tc>
         <w:tc>
           <w:tcPr>
-            <w:tcW w:type="dxa" w:w="1728"/>
+            <w:tcW w:type="dxa" w:w="1440"/>
           </w:tcPr>
           <w:p>
             <w:pPr>
@@ -964,7 +1104,23 @@
         </w:tc>
         <w:tc>
           <w:tcPr>
-            <w:tcW w:type="dxa" w:w="1728"/>
+            <w:tcW w:type="dxa" w:w="1440"/>
+          </w:tcPr>
+          <w:p>
+            <w:pPr>
+              <w:jc w:val="center"/>
+            </w:pPr>
+            <w:r>
+              <w:rPr>
+                <w:b/>
+              </w:rPr>
+              <w:t>Iterations</w:t>
+            </w:r>
+          </w:p>
+        </w:tc>
+        <w:tc>
+          <w:tcPr>
+            <w:tcW w:type="dxa" w:w="1440"/>
           </w:tcPr>
           <w:p>
             <w:pPr>
@@ -982,7 +1138,7 @@
       <w:tr>
         <w:tc>
           <w:tcPr>
-            <w:tcW w:type="dxa" w:w="1728"/>
+            <w:tcW w:type="dxa" w:w="1440"/>
           </w:tcPr>
           <w:p>
             <w:pPr>
@@ -995,7 +1151,7 @@
         </w:tc>
         <w:tc>
           <w:tcPr>
-            <w:tcW w:type="dxa" w:w="1728"/>
+            <w:tcW w:type="dxa" w:w="1440"/>
           </w:tcPr>
           <w:p>
             <w:pPr>
@@ -1008,7 +1164,7 @@
         </w:tc>
         <w:tc>
           <w:tcPr>
-            <w:tcW w:type="dxa" w:w="1728"/>
+            <w:tcW w:type="dxa" w:w="1440"/>
           </w:tcPr>
           <w:p>
             <w:pPr>
@@ -1021,20 +1177,33 @@
         </w:tc>
         <w:tc>
           <w:tcPr>
-            <w:tcW w:type="dxa" w:w="1728"/>
+            <w:tcW w:type="dxa" w:w="1440"/>
           </w:tcPr>
           <w:p>
             <w:pPr>
               <w:jc w:val="center"/>
             </w:pPr>
             <w:r>
-              <w:t>13.0 s</w:t>
+              <w:t>2.1 s</w:t>
             </w:r>
           </w:p>
         </w:tc>
         <w:tc>
           <w:tcPr>
-            <w:tcW w:type="dxa" w:w="1728"/>
+            <w:tcW w:type="dxa" w:w="1440"/>
+          </w:tcPr>
+          <w:p>
+            <w:pPr>
+              <w:jc w:val="center"/>
+            </w:pPr>
+            <w:r>
+              <w:t>128</w:t>
+            </w:r>
+          </w:p>
+        </w:tc>
+        <w:tc>
+          <w:tcPr>
+            <w:tcW w:type="dxa" w:w="1440"/>
           </w:tcPr>
           <w:p>
             <w:pPr>
@@ -1049,7 +1218,7 @@
       <w:tr>
         <w:tc>
           <w:tcPr>
-            <w:tcW w:type="dxa" w:w="1728"/>
+            <w:tcW w:type="dxa" w:w="1440"/>
           </w:tcPr>
           <w:p>
             <w:pPr>
@@ -1062,7 +1231,7 @@
         </w:tc>
         <w:tc>
           <w:tcPr>
-            <w:tcW w:type="dxa" w:w="1728"/>
+            <w:tcW w:type="dxa" w:w="1440"/>
           </w:tcPr>
           <w:p>
             <w:pPr>
@@ -1075,7 +1244,7 @@
         </w:tc>
         <w:tc>
           <w:tcPr>
-            <w:tcW w:type="dxa" w:w="1728"/>
+            <w:tcW w:type="dxa" w:w="1440"/>
           </w:tcPr>
           <w:p>
             <w:pPr>
@@ -1088,20 +1257,33 @@
         </w:tc>
         <w:tc>
           <w:tcPr>
-            <w:tcW w:type="dxa" w:w="1728"/>
+            <w:tcW w:type="dxa" w:w="1440"/>
           </w:tcPr>
           <w:p>
             <w:pPr>
               <w:jc w:val="center"/>
             </w:pPr>
             <w:r>
-              <w:t>16.8 s</w:t>
+              <w:t>1.5 s</w:t>
             </w:r>
           </w:p>
         </w:tc>
         <w:tc>
           <w:tcPr>
-            <w:tcW w:type="dxa" w:w="1728"/>
+            <w:tcW w:type="dxa" w:w="1440"/>
+          </w:tcPr>
+          <w:p>
+            <w:pPr>
+              <w:jc w:val="center"/>
+            </w:pPr>
+            <w:r>
+              <w:t>64</w:t>
+            </w:r>
+          </w:p>
+        </w:tc>
+        <w:tc>
+          <w:tcPr>
+            <w:tcW w:type="dxa" w:w="1440"/>
           </w:tcPr>
           <w:p>
             <w:pPr>
@@ -1116,7 +1298,7 @@
       <w:tr>
         <w:tc>
           <w:tcPr>
-            <w:tcW w:type="dxa" w:w="1728"/>
+            <w:tcW w:type="dxa" w:w="1440"/>
           </w:tcPr>
           <w:p>
             <w:pPr>
@@ -1129,7 +1311,7 @@
         </w:tc>
         <w:tc>
           <w:tcPr>
-            <w:tcW w:type="dxa" w:w="1728"/>
+            <w:tcW w:type="dxa" w:w="1440"/>
           </w:tcPr>
           <w:p>
             <w:pPr>
@@ -1142,7 +1324,7 @@
         </w:tc>
         <w:tc>
           <w:tcPr>
-            <w:tcW w:type="dxa" w:w="1728"/>
+            <w:tcW w:type="dxa" w:w="1440"/>
           </w:tcPr>
           <w:p>
             <w:pPr>
@@ -1155,27 +1337,40 @@
         </w:tc>
         <w:tc>
           <w:tcPr>
-            <w:tcW w:type="dxa" w:w="1728"/>
+            <w:tcW w:type="dxa" w:w="1440"/>
           </w:tcPr>
           <w:p>
             <w:pPr>
               <w:jc w:val="center"/>
             </w:pPr>
             <w:r>
-              <w:t>11.1 s</w:t>
+              <w:t>15.2 s</w:t>
             </w:r>
           </w:p>
         </w:tc>
         <w:tc>
           <w:tcPr>
-            <w:tcW w:type="dxa" w:w="1728"/>
+            <w:tcW w:type="dxa" w:w="1440"/>
           </w:tcPr>
           <w:p>
             <w:pPr>
               <w:jc w:val="center"/>
             </w:pPr>
             <w:r>
-              <w:t>34%</w:t>
+              <w:t>32</w:t>
+            </w:r>
+          </w:p>
+        </w:tc>
+        <w:tc>
+          <w:tcPr>
+            <w:tcW w:type="dxa" w:w="1440"/>
+          </w:tcPr>
+          <w:p>
+            <w:pPr>
+              <w:jc w:val="center"/>
+            </w:pPr>
+            <w:r>
+              <w:t>100%</w:t>
             </w:r>
           </w:p>
         </w:tc>
@@ -1183,7 +1378,7 @@
       <w:tr>
         <w:tc>
           <w:tcPr>
-            <w:tcW w:type="dxa" w:w="1728"/>
+            <w:tcW w:type="dxa" w:w="1440"/>
           </w:tcPr>
           <w:p>
             <w:pPr>
@@ -1196,7 +1391,7 @@
         </w:tc>
         <w:tc>
           <w:tcPr>
-            <w:tcW w:type="dxa" w:w="1728"/>
+            <w:tcW w:type="dxa" w:w="1440"/>
           </w:tcPr>
           <w:p>
             <w:pPr>
@@ -1209,7 +1404,7 @@
         </w:tc>
         <w:tc>
           <w:tcPr>
-            <w:tcW w:type="dxa" w:w="1728"/>
+            <w:tcW w:type="dxa" w:w="1440"/>
           </w:tcPr>
           <w:p>
             <w:pPr>
@@ -1222,27 +1417,40 @@
         </w:tc>
         <w:tc>
           <w:tcPr>
-            <w:tcW w:type="dxa" w:w="1728"/>
+            <w:tcW w:type="dxa" w:w="1440"/>
           </w:tcPr>
           <w:p>
             <w:pPr>
               <w:jc w:val="center"/>
             </w:pPr>
             <w:r>
-              <w:t>4.6 s</w:t>
+              <w:t>32.2 s</w:t>
             </w:r>
           </w:p>
         </w:tc>
         <w:tc>
           <w:tcPr>
-            <w:tcW w:type="dxa" w:w="1728"/>
+            <w:tcW w:type="dxa" w:w="1440"/>
           </w:tcPr>
           <w:p>
             <w:pPr>
               <w:jc w:val="center"/>
             </w:pPr>
             <w:r>
-              <w:t>0%</w:t>
+              <w:t>16</w:t>
+            </w:r>
+          </w:p>
+        </w:tc>
+        <w:tc>
+          <w:tcPr>
+            <w:tcW w:type="dxa" w:w="1440"/>
+          </w:tcPr>
+          <w:p>
+            <w:pPr>
+              <w:jc w:val="center"/>
+            </w:pPr>
+            <w:r>
+              <w:t>100%</w:t>
             </w:r>
           </w:p>
         </w:tc>
@@ -1254,7 +1462,7 @@
         <w:spacing w:after="120"/>
       </w:pPr>
       <w:r>
-        <w:t>The batch=8*8 configuration achieves 100 percent placement in 13 seconds, a 277x speedup over the single-shot CBC result of 3,601 seconds.</w:t>
+        <w:t>The batch=16*16 configuration achieves 100 percent placement in 1.5 seconds, roughly a 425x speedup over the single-shot Gurobi result of 635 seconds (which also places 100 percent but exhausts the 5-minute gap-closing limit). An earlier benchmark under a single shared time budget showed the large batches placing only a fraction of jobs; that was a budget artifact — each large sub-MILP could not return a solution within its small time slice and tripped the stall guard. With an adequate per-sub-MILP budget the placement rate is 100 percent at every batch size, confirming the cluster was never capacity-limited; small batches are preferred purely for speed.</w:t>
       </w:r>
     </w:p>
     <w:p>
@@ -1295,6 +1503,936 @@
       </w:pPr>
       <w:r>
         <w:t>Queue growth becomes unbounded above the saturation threshold regardless of K; this is a capacity limitation, not a scheduling limitation</w:t>
+      </w:r>
+    </w:p>
+    <w:p>
+      <w:pPr>
+        <w:pStyle w:val="Heading3"/>
+      </w:pPr>
+      <w:r>
+        <w:t>3.1.4  Iterative vs Non-Iterative: Head-to-Head</w:t>
+      </w:r>
+    </w:p>
+    <w:p>
+      <w:pPr>
+        <w:spacing w:after="120"/>
+      </w:pPr>
+      <w:r>
+        <w:t>The table below pairs the single-shot MILP against the iterative batch-MILP on the same (J, N) cells. Both columns use Gurobi, the production backend, so the comparison is apples-to-apples; the iterative solver uses a batch size of 16 * 16 (the fastest robust setting under Gurobi — see below). "cap" marks a run that hit the 5-minute (300 s) solve limit. Gurobi always returns a feasible 100-percent placement, but on the harder cells it exhausts the limit before closing the optimality gap, taking 5 to 11 minutes; the iterative solver reaches 100-percent placement in under two seconds. Iterations is the number of sub-MILP solves performed. Gap is the absolute wall-time saved and Gap % is that saving as a fraction of the single-shot time.</w:t>
+      </w:r>
+    </w:p>
+    <w:tbl>
+      <w:tblPr>
+        <w:tblStyle w:val="TableGrid"/>
+        <w:tblW w:type="auto" w:w="0"/>
+        <w:tblLook w:firstColumn="1" w:firstRow="1" w:lastColumn="0" w:lastRow="0" w:noHBand="0" w:noVBand="1" w:val="04A0"/>
+      </w:tblPr>
+      <w:tblGrid>
+        <w:gridCol w:w="1080"/>
+        <w:gridCol w:w="1080"/>
+        <w:gridCol w:w="1080"/>
+        <w:gridCol w:w="1080"/>
+        <w:gridCol w:w="1080"/>
+        <w:gridCol w:w="1080"/>
+        <w:gridCol w:w="1080"/>
+        <w:gridCol w:w="1080"/>
+      </w:tblGrid>
+      <w:tr>
+        <w:tc>
+          <w:tcPr>
+            <w:tcW w:type="dxa" w:w="1080"/>
+          </w:tcPr>
+          <w:p>
+            <w:pPr>
+              <w:jc w:val="center"/>
+            </w:pPr>
+            <w:r>
+              <w:rPr>
+                <w:b/>
+              </w:rPr>
+              <w:t>Jobs (J)</w:t>
+            </w:r>
+          </w:p>
+        </w:tc>
+        <w:tc>
+          <w:tcPr>
+            <w:tcW w:type="dxa" w:w="1080"/>
+          </w:tcPr>
+          <w:p>
+            <w:pPr>
+              <w:jc w:val="center"/>
+            </w:pPr>
+            <w:r>
+              <w:rPr>
+                <w:b/>
+              </w:rPr>
+              <w:t>Nodes (N)</w:t>
+            </w:r>
+          </w:p>
+        </w:tc>
+        <w:tc>
+          <w:tcPr>
+            <w:tcW w:type="dxa" w:w="1080"/>
+          </w:tcPr>
+          <w:p>
+            <w:pPr>
+              <w:jc w:val="center"/>
+            </w:pPr>
+            <w:r>
+              <w:rPr>
+                <w:b/>
+              </w:rPr>
+              <w:t>Batch size</w:t>
+            </w:r>
+          </w:p>
+        </w:tc>
+        <w:tc>
+          <w:tcPr>
+            <w:tcW w:type="dxa" w:w="1080"/>
+          </w:tcPr>
+          <w:p>
+            <w:pPr>
+              <w:jc w:val="center"/>
+            </w:pPr>
+            <w:r>
+              <w:rPr>
+                <w:b/>
+              </w:rPr>
+              <w:t>One-Shot Gurobi (s)</w:t>
+            </w:r>
+          </w:p>
+        </w:tc>
+        <w:tc>
+          <w:tcPr>
+            <w:tcW w:type="dxa" w:w="1080"/>
+          </w:tcPr>
+          <w:p>
+            <w:pPr>
+              <w:jc w:val="center"/>
+            </w:pPr>
+            <w:r>
+              <w:rPr>
+                <w:b/>
+              </w:rPr>
+              <w:t>Iterative Gurobi (s)</w:t>
+            </w:r>
+          </w:p>
+        </w:tc>
+        <w:tc>
+          <w:tcPr>
+            <w:tcW w:type="dxa" w:w="1080"/>
+          </w:tcPr>
+          <w:p>
+            <w:pPr>
+              <w:jc w:val="center"/>
+            </w:pPr>
+            <w:r>
+              <w:rPr>
+                <w:b/>
+              </w:rPr>
+              <w:t>Iterations</w:t>
+            </w:r>
+          </w:p>
+        </w:tc>
+        <w:tc>
+          <w:tcPr>
+            <w:tcW w:type="dxa" w:w="1080"/>
+          </w:tcPr>
+          <w:p>
+            <w:pPr>
+              <w:jc w:val="center"/>
+            </w:pPr>
+            <w:r>
+              <w:rPr>
+                <w:b/>
+              </w:rPr>
+              <w:t>Gap (s)</w:t>
+            </w:r>
+          </w:p>
+        </w:tc>
+        <w:tc>
+          <w:tcPr>
+            <w:tcW w:type="dxa" w:w="1080"/>
+          </w:tcPr>
+          <w:p>
+            <w:pPr>
+              <w:jc w:val="center"/>
+            </w:pPr>
+            <w:r>
+              <w:rPr>
+                <w:b/>
+              </w:rPr>
+              <w:t>Gap %</w:t>
+            </w:r>
+          </w:p>
+        </w:tc>
+      </w:tr>
+      <w:tr>
+        <w:tc>
+          <w:tcPr>
+            <w:tcW w:type="dxa" w:w="1080"/>
+          </w:tcPr>
+          <w:p>
+            <w:pPr>
+              <w:jc w:val="center"/>
+            </w:pPr>
+            <w:r>
+              <w:t>16</w:t>
+            </w:r>
+          </w:p>
+        </w:tc>
+        <w:tc>
+          <w:tcPr>
+            <w:tcW w:type="dxa" w:w="1080"/>
+          </w:tcPr>
+          <w:p>
+            <w:pPr>
+              <w:jc w:val="center"/>
+            </w:pPr>
+            <w:r>
+              <w:t>16</w:t>
+            </w:r>
+          </w:p>
+        </w:tc>
+        <w:tc>
+          <w:tcPr>
+            <w:tcW w:type="dxa" w:w="1080"/>
+          </w:tcPr>
+          <w:p>
+            <w:pPr>
+              <w:jc w:val="center"/>
+            </w:pPr>
+            <w:r>
+              <w:t>16 x 16</w:t>
+            </w:r>
+          </w:p>
+        </w:tc>
+        <w:tc>
+          <w:tcPr>
+            <w:tcW w:type="dxa" w:w="1080"/>
+          </w:tcPr>
+          <w:p>
+            <w:pPr>
+              <w:jc w:val="center"/>
+            </w:pPr>
+            <w:r>
+              <w:t>1.1 (optimal)</w:t>
+            </w:r>
+          </w:p>
+        </w:tc>
+        <w:tc>
+          <w:tcPr>
+            <w:tcW w:type="dxa" w:w="1080"/>
+          </w:tcPr>
+          <w:p>
+            <w:pPr>
+              <w:jc w:val="center"/>
+            </w:pPr>
+            <w:r>
+              <w:t>0.03</w:t>
+            </w:r>
+          </w:p>
+        </w:tc>
+        <w:tc>
+          <w:tcPr>
+            <w:tcW w:type="dxa" w:w="1080"/>
+          </w:tcPr>
+          <w:p>
+            <w:pPr>
+              <w:jc w:val="center"/>
+            </w:pPr>
+            <w:r>
+              <w:t>1</w:t>
+            </w:r>
+          </w:p>
+        </w:tc>
+        <w:tc>
+          <w:tcPr>
+            <w:tcW w:type="dxa" w:w="1080"/>
+          </w:tcPr>
+          <w:p>
+            <w:pPr>
+              <w:jc w:val="center"/>
+            </w:pPr>
+            <w:r>
+              <w:t>1.1</w:t>
+            </w:r>
+          </w:p>
+        </w:tc>
+        <w:tc>
+          <w:tcPr>
+            <w:tcW w:type="dxa" w:w="1080"/>
+          </w:tcPr>
+          <w:p>
+            <w:pPr>
+              <w:jc w:val="center"/>
+            </w:pPr>
+            <w:r>
+              <w:t>97.2%</w:t>
+            </w:r>
+          </w:p>
+        </w:tc>
+      </w:tr>
+      <w:tr>
+        <w:tc>
+          <w:tcPr>
+            <w:tcW w:type="dxa" w:w="1080"/>
+          </w:tcPr>
+          <w:p>
+            <w:pPr>
+              <w:jc w:val="center"/>
+            </w:pPr>
+            <w:r>
+              <w:t>64</w:t>
+            </w:r>
+          </w:p>
+        </w:tc>
+        <w:tc>
+          <w:tcPr>
+            <w:tcW w:type="dxa" w:w="1080"/>
+          </w:tcPr>
+          <w:p>
+            <w:pPr>
+              <w:jc w:val="center"/>
+            </w:pPr>
+            <w:r>
+              <w:t>64</w:t>
+            </w:r>
+          </w:p>
+        </w:tc>
+        <w:tc>
+          <w:tcPr>
+            <w:tcW w:type="dxa" w:w="1080"/>
+          </w:tcPr>
+          <w:p>
+            <w:pPr>
+              <w:jc w:val="center"/>
+            </w:pPr>
+            <w:r>
+              <w:t>16 x 16</w:t>
+            </w:r>
+          </w:p>
+        </w:tc>
+        <w:tc>
+          <w:tcPr>
+            <w:tcW w:type="dxa" w:w="1080"/>
+          </w:tcPr>
+          <w:p>
+            <w:pPr>
+              <w:jc w:val="center"/>
+            </w:pPr>
+            <w:r>
+              <w:t>21.4 (optimal)</w:t>
+            </w:r>
+          </w:p>
+        </w:tc>
+        <w:tc>
+          <w:tcPr>
+            <w:tcW w:type="dxa" w:w="1080"/>
+          </w:tcPr>
+          <w:p>
+            <w:pPr>
+              <w:jc w:val="center"/>
+            </w:pPr>
+            <w:r>
+              <w:t>0.33</w:t>
+            </w:r>
+          </w:p>
+        </w:tc>
+        <w:tc>
+          <w:tcPr>
+            <w:tcW w:type="dxa" w:w="1080"/>
+          </w:tcPr>
+          <w:p>
+            <w:pPr>
+              <w:jc w:val="center"/>
+            </w:pPr>
+            <w:r>
+              <w:t>4</w:t>
+            </w:r>
+          </w:p>
+        </w:tc>
+        <w:tc>
+          <w:tcPr>
+            <w:tcW w:type="dxa" w:w="1080"/>
+          </w:tcPr>
+          <w:p>
+            <w:pPr>
+              <w:jc w:val="center"/>
+            </w:pPr>
+            <w:r>
+              <w:t>21.1</w:t>
+            </w:r>
+          </w:p>
+        </w:tc>
+        <w:tc>
+          <w:tcPr>
+            <w:tcW w:type="dxa" w:w="1080"/>
+          </w:tcPr>
+          <w:p>
+            <w:pPr>
+              <w:jc w:val="center"/>
+            </w:pPr>
+            <w:r>
+              <w:t>98.5%</w:t>
+            </w:r>
+          </w:p>
+        </w:tc>
+      </w:tr>
+      <w:tr>
+        <w:tc>
+          <w:tcPr>
+            <w:tcW w:type="dxa" w:w="1080"/>
+          </w:tcPr>
+          <w:p>
+            <w:pPr>
+              <w:jc w:val="center"/>
+            </w:pPr>
+            <w:r>
+              <w:t>256</w:t>
+            </w:r>
+          </w:p>
+        </w:tc>
+        <w:tc>
+          <w:tcPr>
+            <w:tcW w:type="dxa" w:w="1080"/>
+          </w:tcPr>
+          <w:p>
+            <w:pPr>
+              <w:jc w:val="center"/>
+            </w:pPr>
+            <w:r>
+              <w:t>64</w:t>
+            </w:r>
+          </w:p>
+        </w:tc>
+        <w:tc>
+          <w:tcPr>
+            <w:tcW w:type="dxa" w:w="1080"/>
+          </w:tcPr>
+          <w:p>
+            <w:pPr>
+              <w:jc w:val="center"/>
+            </w:pPr>
+            <w:r>
+              <w:t>16 x 16</w:t>
+            </w:r>
+          </w:p>
+        </w:tc>
+        <w:tc>
+          <w:tcPr>
+            <w:tcW w:type="dxa" w:w="1080"/>
+          </w:tcPr>
+          <w:p>
+            <w:pPr>
+              <w:jc w:val="center"/>
+            </w:pPr>
+            <w:r>
+              <w:t>304.2 (cap)</w:t>
+            </w:r>
+          </w:p>
+        </w:tc>
+        <w:tc>
+          <w:tcPr>
+            <w:tcW w:type="dxa" w:w="1080"/>
+          </w:tcPr>
+          <w:p>
+            <w:pPr>
+              <w:jc w:val="center"/>
+            </w:pPr>
+            <w:r>
+              <w:t>0.84</w:t>
+            </w:r>
+          </w:p>
+        </w:tc>
+        <w:tc>
+          <w:tcPr>
+            <w:tcW w:type="dxa" w:w="1080"/>
+          </w:tcPr>
+          <w:p>
+            <w:pPr>
+              <w:jc w:val="center"/>
+            </w:pPr>
+            <w:r>
+              <w:t>16</w:t>
+            </w:r>
+          </w:p>
+        </w:tc>
+        <w:tc>
+          <w:tcPr>
+            <w:tcW w:type="dxa" w:w="1080"/>
+          </w:tcPr>
+          <w:p>
+            <w:pPr>
+              <w:jc w:val="center"/>
+            </w:pPr>
+            <w:r>
+              <w:t>303.3</w:t>
+            </w:r>
+          </w:p>
+        </w:tc>
+        <w:tc>
+          <w:tcPr>
+            <w:tcW w:type="dxa" w:w="1080"/>
+          </w:tcPr>
+          <w:p>
+            <w:pPr>
+              <w:jc w:val="center"/>
+            </w:pPr>
+            <w:r>
+              <w:t>99.7%</w:t>
+            </w:r>
+          </w:p>
+        </w:tc>
+      </w:tr>
+      <w:tr>
+        <w:tc>
+          <w:tcPr>
+            <w:tcW w:type="dxa" w:w="1080"/>
+          </w:tcPr>
+          <w:p>
+            <w:pPr>
+              <w:jc w:val="center"/>
+            </w:pPr>
+            <w:r>
+              <w:t>256</w:t>
+            </w:r>
+          </w:p>
+        </w:tc>
+        <w:tc>
+          <w:tcPr>
+            <w:tcW w:type="dxa" w:w="1080"/>
+          </w:tcPr>
+          <w:p>
+            <w:pPr>
+              <w:jc w:val="center"/>
+            </w:pPr>
+            <w:r>
+              <w:t>256</w:t>
+            </w:r>
+          </w:p>
+        </w:tc>
+        <w:tc>
+          <w:tcPr>
+            <w:tcW w:type="dxa" w:w="1080"/>
+          </w:tcPr>
+          <w:p>
+            <w:pPr>
+              <w:jc w:val="center"/>
+            </w:pPr>
+            <w:r>
+              <w:t>16 x 16</w:t>
+            </w:r>
+          </w:p>
+        </w:tc>
+        <w:tc>
+          <w:tcPr>
+            <w:tcW w:type="dxa" w:w="1080"/>
+          </w:tcPr>
+          <w:p>
+            <w:pPr>
+              <w:jc w:val="center"/>
+            </w:pPr>
+            <w:r>
+              <w:t>108.9 (optimal)</w:t>
+            </w:r>
+          </w:p>
+        </w:tc>
+        <w:tc>
+          <w:tcPr>
+            <w:tcW w:type="dxa" w:w="1080"/>
+          </w:tcPr>
+          <w:p>
+            <w:pPr>
+              <w:jc w:val="center"/>
+            </w:pPr>
+            <w:r>
+              <w:t>0.57</w:t>
+            </w:r>
+          </w:p>
+        </w:tc>
+        <w:tc>
+          <w:tcPr>
+            <w:tcW w:type="dxa" w:w="1080"/>
+          </w:tcPr>
+          <w:p>
+            <w:pPr>
+              <w:jc w:val="center"/>
+            </w:pPr>
+            <w:r>
+              <w:t>16</w:t>
+            </w:r>
+          </w:p>
+        </w:tc>
+        <w:tc>
+          <w:tcPr>
+            <w:tcW w:type="dxa" w:w="1080"/>
+          </w:tcPr>
+          <w:p>
+            <w:pPr>
+              <w:jc w:val="center"/>
+            </w:pPr>
+            <w:r>
+              <w:t>108.4</w:t>
+            </w:r>
+          </w:p>
+        </w:tc>
+        <w:tc>
+          <w:tcPr>
+            <w:tcW w:type="dxa" w:w="1080"/>
+          </w:tcPr>
+          <w:p>
+            <w:pPr>
+              <w:jc w:val="center"/>
+            </w:pPr>
+            <w:r>
+              <w:t>99.5%</w:t>
+            </w:r>
+          </w:p>
+        </w:tc>
+      </w:tr>
+      <w:tr>
+        <w:tc>
+          <w:tcPr>
+            <w:tcW w:type="dxa" w:w="1080"/>
+          </w:tcPr>
+          <w:p>
+            <w:pPr>
+              <w:jc w:val="center"/>
+            </w:pPr>
+            <w:r>
+              <w:t>1024</w:t>
+            </w:r>
+          </w:p>
+        </w:tc>
+        <w:tc>
+          <w:tcPr>
+            <w:tcW w:type="dxa" w:w="1080"/>
+          </w:tcPr>
+          <w:p>
+            <w:pPr>
+              <w:jc w:val="center"/>
+            </w:pPr>
+            <w:r>
+              <w:t>256</w:t>
+            </w:r>
+          </w:p>
+        </w:tc>
+        <w:tc>
+          <w:tcPr>
+            <w:tcW w:type="dxa" w:w="1080"/>
+          </w:tcPr>
+          <w:p>
+            <w:pPr>
+              <w:jc w:val="center"/>
+            </w:pPr>
+            <w:r>
+              <w:t>16 x 16</w:t>
+            </w:r>
+          </w:p>
+        </w:tc>
+        <w:tc>
+          <w:tcPr>
+            <w:tcW w:type="dxa" w:w="1080"/>
+          </w:tcPr>
+          <w:p>
+            <w:pPr>
+              <w:jc w:val="center"/>
+            </w:pPr>
+            <w:r>
+              <w:t>547.6 (cap)</w:t>
+            </w:r>
+          </w:p>
+        </w:tc>
+        <w:tc>
+          <w:tcPr>
+            <w:tcW w:type="dxa" w:w="1080"/>
+          </w:tcPr>
+          <w:p>
+            <w:pPr>
+              <w:jc w:val="center"/>
+            </w:pPr>
+            <w:r>
+              <w:t>1.59</w:t>
+            </w:r>
+          </w:p>
+        </w:tc>
+        <w:tc>
+          <w:tcPr>
+            <w:tcW w:type="dxa" w:w="1080"/>
+          </w:tcPr>
+          <w:p>
+            <w:pPr>
+              <w:jc w:val="center"/>
+            </w:pPr>
+            <w:r>
+              <w:t>64</w:t>
+            </w:r>
+          </w:p>
+        </w:tc>
+        <w:tc>
+          <w:tcPr>
+            <w:tcW w:type="dxa" w:w="1080"/>
+          </w:tcPr>
+          <w:p>
+            <w:pPr>
+              <w:jc w:val="center"/>
+            </w:pPr>
+            <w:r>
+              <w:t>546.0</w:t>
+            </w:r>
+          </w:p>
+        </w:tc>
+        <w:tc>
+          <w:tcPr>
+            <w:tcW w:type="dxa" w:w="1080"/>
+          </w:tcPr>
+          <w:p>
+            <w:pPr>
+              <w:jc w:val="center"/>
+            </w:pPr>
+            <w:r>
+              <w:t>99.7%</w:t>
+            </w:r>
+          </w:p>
+        </w:tc>
+      </w:tr>
+      <w:tr>
+        <w:tc>
+          <w:tcPr>
+            <w:tcW w:type="dxa" w:w="1080"/>
+          </w:tcPr>
+          <w:p>
+            <w:pPr>
+              <w:jc w:val="center"/>
+            </w:pPr>
+            <w:r>
+              <w:t>1024</w:t>
+            </w:r>
+          </w:p>
+        </w:tc>
+        <w:tc>
+          <w:tcPr>
+            <w:tcW w:type="dxa" w:w="1080"/>
+          </w:tcPr>
+          <w:p>
+            <w:pPr>
+              <w:jc w:val="center"/>
+            </w:pPr>
+            <w:r>
+              <w:t>512</w:t>
+            </w:r>
+          </w:p>
+        </w:tc>
+        <w:tc>
+          <w:tcPr>
+            <w:tcW w:type="dxa" w:w="1080"/>
+          </w:tcPr>
+          <w:p>
+            <w:pPr>
+              <w:jc w:val="center"/>
+            </w:pPr>
+            <w:r>
+              <w:t>16 x 16</w:t>
+            </w:r>
+          </w:p>
+        </w:tc>
+        <w:tc>
+          <w:tcPr>
+            <w:tcW w:type="dxa" w:w="1080"/>
+          </w:tcPr>
+          <w:p>
+            <w:pPr>
+              <w:jc w:val="center"/>
+            </w:pPr>
+            <w:r>
+              <w:t>683.2 (cap)</w:t>
+            </w:r>
+          </w:p>
+        </w:tc>
+        <w:tc>
+          <w:tcPr>
+            <w:tcW w:type="dxa" w:w="1080"/>
+          </w:tcPr>
+          <w:p>
+            <w:pPr>
+              <w:jc w:val="center"/>
+            </w:pPr>
+            <w:r>
+              <w:t>1.25</w:t>
+            </w:r>
+          </w:p>
+        </w:tc>
+        <w:tc>
+          <w:tcPr>
+            <w:tcW w:type="dxa" w:w="1080"/>
+          </w:tcPr>
+          <w:p>
+            <w:pPr>
+              <w:jc w:val="center"/>
+            </w:pPr>
+            <w:r>
+              <w:t>64</w:t>
+            </w:r>
+          </w:p>
+        </w:tc>
+        <w:tc>
+          <w:tcPr>
+            <w:tcW w:type="dxa" w:w="1080"/>
+          </w:tcPr>
+          <w:p>
+            <w:pPr>
+              <w:jc w:val="center"/>
+            </w:pPr>
+            <w:r>
+              <w:t>681.9</w:t>
+            </w:r>
+          </w:p>
+        </w:tc>
+        <w:tc>
+          <w:tcPr>
+            <w:tcW w:type="dxa" w:w="1080"/>
+          </w:tcPr>
+          <w:p>
+            <w:pPr>
+              <w:jc w:val="center"/>
+            </w:pPr>
+            <w:r>
+              <w:t>99.8%</w:t>
+            </w:r>
+          </w:p>
+        </w:tc>
+      </w:tr>
+      <w:tr>
+        <w:tc>
+          <w:tcPr>
+            <w:tcW w:type="dxa" w:w="1080"/>
+          </w:tcPr>
+          <w:p>
+            <w:pPr>
+              <w:jc w:val="center"/>
+            </w:pPr>
+            <w:r>
+              <w:t>1024</w:t>
+            </w:r>
+          </w:p>
+        </w:tc>
+        <w:tc>
+          <w:tcPr>
+            <w:tcW w:type="dxa" w:w="1080"/>
+          </w:tcPr>
+          <w:p>
+            <w:pPr>
+              <w:jc w:val="center"/>
+            </w:pPr>
+            <w:r>
+              <w:t>1024</w:t>
+            </w:r>
+          </w:p>
+        </w:tc>
+        <w:tc>
+          <w:tcPr>
+            <w:tcW w:type="dxa" w:w="1080"/>
+          </w:tcPr>
+          <w:p>
+            <w:pPr>
+              <w:jc w:val="center"/>
+            </w:pPr>
+            <w:r>
+              <w:t>16 x 16</w:t>
+            </w:r>
+          </w:p>
+        </w:tc>
+        <w:tc>
+          <w:tcPr>
+            <w:tcW w:type="dxa" w:w="1080"/>
+          </w:tcPr>
+          <w:p>
+            <w:pPr>
+              <w:jc w:val="center"/>
+            </w:pPr>
+            <w:r>
+              <w:t>635.2 (cap)</w:t>
+            </w:r>
+          </w:p>
+        </w:tc>
+        <w:tc>
+          <w:tcPr>
+            <w:tcW w:type="dxa" w:w="1080"/>
+          </w:tcPr>
+          <w:p>
+            <w:pPr>
+              <w:jc w:val="center"/>
+            </w:pPr>
+            <w:r>
+              <w:t>1.49</w:t>
+            </w:r>
+          </w:p>
+        </w:tc>
+        <w:tc>
+          <w:tcPr>
+            <w:tcW w:type="dxa" w:w="1080"/>
+          </w:tcPr>
+          <w:p>
+            <w:pPr>
+              <w:jc w:val="center"/>
+            </w:pPr>
+            <w:r>
+              <w:t>64</w:t>
+            </w:r>
+          </w:p>
+        </w:tc>
+        <w:tc>
+          <w:tcPr>
+            <w:tcW w:type="dxa" w:w="1080"/>
+          </w:tcPr>
+          <w:p>
+            <w:pPr>
+              <w:jc w:val="center"/>
+            </w:pPr>
+            <w:r>
+              <w:t>633.7</w:t>
+            </w:r>
+          </w:p>
+        </w:tc>
+        <w:tc>
+          <w:tcPr>
+            <w:tcW w:type="dxa" w:w="1080"/>
+          </w:tcPr>
+          <w:p>
+            <w:pPr>
+              <w:jc w:val="center"/>
+            </w:pPr>
+            <w:r>
+              <w:t>99.8%</w:t>
+            </w:r>
+          </w:p>
+        </w:tc>
+      </w:tr>
+    </w:tbl>
+    <w:p/>
+    <w:p>
+      <w:pPr>
+        <w:spacing w:after="120"/>
+      </w:pPr>
+      <w:r>
+        <w:t>Batch size is the one tuning knob. With each sub-MILP given an adequate solve budget, every batch size places 100 percent of jobs, but solve time grows sharply with batch size because each sub-MILP is exponentially harder. At J=1024, N=1024 the iterative solver (Gurobi) takes about 1.5 s at batch 16 * 16 (64 sub-solves), 2.1 s at 8 * 8 (128 sub-solves), 15 s at 32 * 32 (32 sub-solves), and 32 s at 64 * 64 (16 sub-solves). Small batches win decisively: 16 * 16 is the fastest because it balances few enough sub-solves against each one staying trivial for Gurobi, so it is adopted as the default (8 * 8 is essentially equivalent). (Under a tight shared time budget the large batches cannot solve any single sub-MILP in their slice and abandon the run early; this is a budget artifact, not a capacity limit, and is avoided by keeping the batch small.)</w:t>
+      </w:r>
+    </w:p>
+    <w:p>
+      <w:pPr>
+        <w:spacing w:after="120"/>
+      </w:pPr>
+      <w:r>
+        <w:t>Jobs, not nodes, are the bottleneck. Reading across any row of the iterative heatmaps (fixed J, increasing N) the solve time is roughly constant — adding machines does not slow the solver, because solve time is driven by the number of jobs and therefore the number of sub-MILP iterations, not by the node count. This has a direct operational reading: if a 10-second scheduling latency is the longest acceptable, the cluster can comfortably sustain well over a thousand pending jobs per round at a 16-job batch (1024 jobs place in about 1.5 seconds), and the machine count is effectively free. This is the core justification for the 16-job default and for keeping the batch's node dimension small.</w:t>
+      </w:r>
+    </w:p>
+    <w:p>
+      <w:pPr>
+        <w:spacing w:after="120"/>
+      </w:pPr>
+      <w:r>
+        <w:t>The opposite regime — very few nodes — was tested separately (J = 8, 16 against N = 1, 2, 4, 8, 16, 32, both one-shot and iterative). There the limit is genuine capacity, not the solver: with a single node, 8 jobs place only about 38 percent and 16 jobs about 6 percent, because one machine cannot physically hold them; placement returns to 100 percent from N = 4 onward. Solve time across this small grid stays in the tens of milliseconds for both methods, confirming that at small scale the choice of solver or decomposition is immaterial — only physical capacity matters.</w:t>
       </w:r>
     </w:p>
     <w:p>
@@ -2372,6 +3510,905 @@
       </w:r>
     </w:p>
     <w:p>
+      <w:pPr>
+        <w:pStyle w:val="Heading3"/>
+      </w:pPr>
+      <w:r>
+        <w:t>3.2.4  Iterative vs Non-Iterative: Head-to-Head</w:t>
+      </w:r>
+    </w:p>
+    <w:p>
+      <w:pPr>
+        <w:spacing w:after="120"/>
+      </w:pPr>
+      <w:r>
+        <w:t>The table below pairs the single-shot MISOCP (Gurobi) against the iterative greedy first-fit allocator on the same (T, N) cells. The MISOCP column is total wall time (model build plus solve). "cap" marks a run whose solve phase hit the 5-minute (300 s) time limit; the total still exceeds five minutes because building the model alone takes minutes at these sizes. The iterative allocator uses no solver and achieves 100 percent demand satisfaction at every cell shown. Gap is the absolute wall-time saved and Gap % is that saving as a fraction of the single-shot time.</w:t>
+      </w:r>
+    </w:p>
+    <w:tbl>
+      <w:tblPr>
+        <w:tblStyle w:val="TableGrid"/>
+        <w:tblW w:type="auto" w:w="0"/>
+        <w:tblLook w:firstColumn="1" w:firstRow="1" w:lastColumn="0" w:lastRow="0" w:noHBand="0" w:noVBand="1" w:val="04A0"/>
+      </w:tblPr>
+      <w:tblGrid>
+        <w:gridCol w:w="1234"/>
+        <w:gridCol w:w="1234"/>
+        <w:gridCol w:w="1234"/>
+        <w:gridCol w:w="1234"/>
+        <w:gridCol w:w="1234"/>
+        <w:gridCol w:w="1234"/>
+        <w:gridCol w:w="1234"/>
+      </w:tblGrid>
+      <w:tr>
+        <w:tc>
+          <w:tcPr>
+            <w:tcW w:type="dxa" w:w="1234"/>
+          </w:tcPr>
+          <w:p>
+            <w:pPr>
+              <w:jc w:val="center"/>
+            </w:pPr>
+            <w:r>
+              <w:rPr>
+                <w:b/>
+              </w:rPr>
+              <w:t>Tenants (T)</w:t>
+            </w:r>
+          </w:p>
+        </w:tc>
+        <w:tc>
+          <w:tcPr>
+            <w:tcW w:type="dxa" w:w="1234"/>
+          </w:tcPr>
+          <w:p>
+            <w:pPr>
+              <w:jc w:val="center"/>
+            </w:pPr>
+            <w:r>
+              <w:rPr>
+                <w:b/>
+              </w:rPr>
+              <w:t>Nodes (N)</w:t>
+            </w:r>
+          </w:p>
+        </w:tc>
+        <w:tc>
+          <w:tcPr>
+            <w:tcW w:type="dxa" w:w="1234"/>
+          </w:tcPr>
+          <w:p>
+            <w:pPr>
+              <w:jc w:val="center"/>
+            </w:pPr>
+            <w:r>
+              <w:rPr>
+                <w:b/>
+              </w:rPr>
+              <w:t>One-Shot MISOCP (s)</w:t>
+            </w:r>
+          </w:p>
+        </w:tc>
+        <w:tc>
+          <w:tcPr>
+            <w:tcW w:type="dxa" w:w="1234"/>
+          </w:tcPr>
+          <w:p>
+            <w:pPr>
+              <w:jc w:val="center"/>
+            </w:pPr>
+            <w:r>
+              <w:rPr>
+                <w:b/>
+              </w:rPr>
+              <w:t>Iterative FFD (s)</w:t>
+            </w:r>
+          </w:p>
+        </w:tc>
+        <w:tc>
+          <w:tcPr>
+            <w:tcW w:type="dxa" w:w="1234"/>
+          </w:tcPr>
+          <w:p>
+            <w:pPr>
+              <w:jc w:val="center"/>
+            </w:pPr>
+            <w:r>
+              <w:rPr>
+                <w:b/>
+              </w:rPr>
+              <w:t>Iterations</w:t>
+            </w:r>
+          </w:p>
+        </w:tc>
+        <w:tc>
+          <w:tcPr>
+            <w:tcW w:type="dxa" w:w="1234"/>
+          </w:tcPr>
+          <w:p>
+            <w:pPr>
+              <w:jc w:val="center"/>
+            </w:pPr>
+            <w:r>
+              <w:rPr>
+                <w:b/>
+              </w:rPr>
+              <w:t>Gap (s)</w:t>
+            </w:r>
+          </w:p>
+        </w:tc>
+        <w:tc>
+          <w:tcPr>
+            <w:tcW w:type="dxa" w:w="1234"/>
+          </w:tcPr>
+          <w:p>
+            <w:pPr>
+              <w:jc w:val="center"/>
+            </w:pPr>
+            <w:r>
+              <w:rPr>
+                <w:b/>
+              </w:rPr>
+              <w:t>Gap %</w:t>
+            </w:r>
+          </w:p>
+        </w:tc>
+      </w:tr>
+      <w:tr>
+        <w:tc>
+          <w:tcPr>
+            <w:tcW w:type="dxa" w:w="1234"/>
+          </w:tcPr>
+          <w:p>
+            <w:pPr>
+              <w:jc w:val="center"/>
+            </w:pPr>
+            <w:r>
+              <w:t>8</w:t>
+            </w:r>
+          </w:p>
+        </w:tc>
+        <w:tc>
+          <w:tcPr>
+            <w:tcW w:type="dxa" w:w="1234"/>
+          </w:tcPr>
+          <w:p>
+            <w:pPr>
+              <w:jc w:val="center"/>
+            </w:pPr>
+            <w:r>
+              <w:t>64</w:t>
+            </w:r>
+          </w:p>
+        </w:tc>
+        <w:tc>
+          <w:tcPr>
+            <w:tcW w:type="dxa" w:w="1234"/>
+          </w:tcPr>
+          <w:p>
+            <w:pPr>
+              <w:jc w:val="center"/>
+            </w:pPr>
+            <w:r>
+              <w:t>17.8 (optimal)</w:t>
+            </w:r>
+          </w:p>
+        </w:tc>
+        <w:tc>
+          <w:tcPr>
+            <w:tcW w:type="dxa" w:w="1234"/>
+          </w:tcPr>
+          <w:p>
+            <w:pPr>
+              <w:jc w:val="center"/>
+            </w:pPr>
+            <w:r>
+              <w:t>0.001</w:t>
+            </w:r>
+          </w:p>
+        </w:tc>
+        <w:tc>
+          <w:tcPr>
+            <w:tcW w:type="dxa" w:w="1234"/>
+          </w:tcPr>
+          <w:p>
+            <w:pPr>
+              <w:jc w:val="center"/>
+            </w:pPr>
+            <w:r>
+              <w:t>1</w:t>
+            </w:r>
+          </w:p>
+        </w:tc>
+        <w:tc>
+          <w:tcPr>
+            <w:tcW w:type="dxa" w:w="1234"/>
+          </w:tcPr>
+          <w:p>
+            <w:pPr>
+              <w:jc w:val="center"/>
+            </w:pPr>
+            <w:r>
+              <w:t>17.8</w:t>
+            </w:r>
+          </w:p>
+        </w:tc>
+        <w:tc>
+          <w:tcPr>
+            <w:tcW w:type="dxa" w:w="1234"/>
+          </w:tcPr>
+          <w:p>
+            <w:pPr>
+              <w:jc w:val="center"/>
+            </w:pPr>
+            <w:r>
+              <w:t>99.997%</w:t>
+            </w:r>
+          </w:p>
+        </w:tc>
+      </w:tr>
+      <w:tr>
+        <w:tc>
+          <w:tcPr>
+            <w:tcW w:type="dxa" w:w="1234"/>
+          </w:tcPr>
+          <w:p>
+            <w:pPr>
+              <w:jc w:val="center"/>
+            </w:pPr>
+            <w:r>
+              <w:t>8</w:t>
+            </w:r>
+          </w:p>
+        </w:tc>
+        <w:tc>
+          <w:tcPr>
+            <w:tcW w:type="dxa" w:w="1234"/>
+          </w:tcPr>
+          <w:p>
+            <w:pPr>
+              <w:jc w:val="center"/>
+            </w:pPr>
+            <w:r>
+              <w:t>1024</w:t>
+            </w:r>
+          </w:p>
+        </w:tc>
+        <w:tc>
+          <w:tcPr>
+            <w:tcW w:type="dxa" w:w="1234"/>
+          </w:tcPr>
+          <w:p>
+            <w:pPr>
+              <w:jc w:val="center"/>
+            </w:pPr>
+            <w:r>
+              <w:t>66.7 (optimal)</w:t>
+            </w:r>
+          </w:p>
+        </w:tc>
+        <w:tc>
+          <w:tcPr>
+            <w:tcW w:type="dxa" w:w="1234"/>
+          </w:tcPr>
+          <w:p>
+            <w:pPr>
+              <w:jc w:val="center"/>
+            </w:pPr>
+            <w:r>
+              <w:t>0.005</w:t>
+            </w:r>
+          </w:p>
+        </w:tc>
+        <w:tc>
+          <w:tcPr>
+            <w:tcW w:type="dxa" w:w="1234"/>
+          </w:tcPr>
+          <w:p>
+            <w:pPr>
+              <w:jc w:val="center"/>
+            </w:pPr>
+            <w:r>
+              <w:t>1</w:t>
+            </w:r>
+          </w:p>
+        </w:tc>
+        <w:tc>
+          <w:tcPr>
+            <w:tcW w:type="dxa" w:w="1234"/>
+          </w:tcPr>
+          <w:p>
+            <w:pPr>
+              <w:jc w:val="center"/>
+            </w:pPr>
+            <w:r>
+              <w:t>66.7</w:t>
+            </w:r>
+          </w:p>
+        </w:tc>
+        <w:tc>
+          <w:tcPr>
+            <w:tcW w:type="dxa" w:w="1234"/>
+          </w:tcPr>
+          <w:p>
+            <w:pPr>
+              <w:jc w:val="center"/>
+            </w:pPr>
+            <w:r>
+              <w:t>99.992%</w:t>
+            </w:r>
+          </w:p>
+        </w:tc>
+      </w:tr>
+      <w:tr>
+        <w:tc>
+          <w:tcPr>
+            <w:tcW w:type="dxa" w:w="1234"/>
+          </w:tcPr>
+          <w:p>
+            <w:pPr>
+              <w:jc w:val="center"/>
+            </w:pPr>
+            <w:r>
+              <w:t>128</w:t>
+            </w:r>
+          </w:p>
+        </w:tc>
+        <w:tc>
+          <w:tcPr>
+            <w:tcW w:type="dxa" w:w="1234"/>
+          </w:tcPr>
+          <w:p>
+            <w:pPr>
+              <w:jc w:val="center"/>
+            </w:pPr>
+            <w:r>
+              <w:t>256</w:t>
+            </w:r>
+          </w:p>
+        </w:tc>
+        <w:tc>
+          <w:tcPr>
+            <w:tcW w:type="dxa" w:w="1234"/>
+          </w:tcPr>
+          <w:p>
+            <w:pPr>
+              <w:jc w:val="center"/>
+            </w:pPr>
+            <w:r>
+              <w:t>338.3 (optimal)</w:t>
+            </w:r>
+          </w:p>
+        </w:tc>
+        <w:tc>
+          <w:tcPr>
+            <w:tcW w:type="dxa" w:w="1234"/>
+          </w:tcPr>
+          <w:p>
+            <w:pPr>
+              <w:jc w:val="center"/>
+            </w:pPr>
+            <w:r>
+              <w:t>0.022</w:t>
+            </w:r>
+          </w:p>
+        </w:tc>
+        <w:tc>
+          <w:tcPr>
+            <w:tcW w:type="dxa" w:w="1234"/>
+          </w:tcPr>
+          <w:p>
+            <w:pPr>
+              <w:jc w:val="center"/>
+            </w:pPr>
+            <w:r>
+              <w:t>16</w:t>
+            </w:r>
+          </w:p>
+        </w:tc>
+        <w:tc>
+          <w:tcPr>
+            <w:tcW w:type="dxa" w:w="1234"/>
+          </w:tcPr>
+          <w:p>
+            <w:pPr>
+              <w:jc w:val="center"/>
+            </w:pPr>
+            <w:r>
+              <w:t>338.3</w:t>
+            </w:r>
+          </w:p>
+        </w:tc>
+        <w:tc>
+          <w:tcPr>
+            <w:tcW w:type="dxa" w:w="1234"/>
+          </w:tcPr>
+          <w:p>
+            <w:pPr>
+              <w:jc w:val="center"/>
+            </w:pPr>
+            <w:r>
+              <w:t>99.994%</w:t>
+            </w:r>
+          </w:p>
+        </w:tc>
+      </w:tr>
+      <w:tr>
+        <w:tc>
+          <w:tcPr>
+            <w:tcW w:type="dxa" w:w="1234"/>
+          </w:tcPr>
+          <w:p>
+            <w:pPr>
+              <w:jc w:val="center"/>
+            </w:pPr>
+            <w:r>
+              <w:t>128</w:t>
+            </w:r>
+          </w:p>
+        </w:tc>
+        <w:tc>
+          <w:tcPr>
+            <w:tcW w:type="dxa" w:w="1234"/>
+          </w:tcPr>
+          <w:p>
+            <w:pPr>
+              <w:jc w:val="center"/>
+            </w:pPr>
+            <w:r>
+              <w:t>512</w:t>
+            </w:r>
+          </w:p>
+        </w:tc>
+        <w:tc>
+          <w:tcPr>
+            <w:tcW w:type="dxa" w:w="1234"/>
+          </w:tcPr>
+          <w:p>
+            <w:pPr>
+              <w:jc w:val="center"/>
+            </w:pPr>
+            <w:r>
+              <w:t>585.0 (cap)</w:t>
+            </w:r>
+          </w:p>
+        </w:tc>
+        <w:tc>
+          <w:tcPr>
+            <w:tcW w:type="dxa" w:w="1234"/>
+          </w:tcPr>
+          <w:p>
+            <w:pPr>
+              <w:jc w:val="center"/>
+            </w:pPr>
+            <w:r>
+              <w:t>0.038</w:t>
+            </w:r>
+          </w:p>
+        </w:tc>
+        <w:tc>
+          <w:tcPr>
+            <w:tcW w:type="dxa" w:w="1234"/>
+          </w:tcPr>
+          <w:p>
+            <w:pPr>
+              <w:jc w:val="center"/>
+            </w:pPr>
+            <w:r>
+              <w:t>16</w:t>
+            </w:r>
+          </w:p>
+        </w:tc>
+        <w:tc>
+          <w:tcPr>
+            <w:tcW w:type="dxa" w:w="1234"/>
+          </w:tcPr>
+          <w:p>
+            <w:pPr>
+              <w:jc w:val="center"/>
+            </w:pPr>
+            <w:r>
+              <w:t>585.0</w:t>
+            </w:r>
+          </w:p>
+        </w:tc>
+        <w:tc>
+          <w:tcPr>
+            <w:tcW w:type="dxa" w:w="1234"/>
+          </w:tcPr>
+          <w:p>
+            <w:pPr>
+              <w:jc w:val="center"/>
+            </w:pPr>
+            <w:r>
+              <w:t>99.994%</w:t>
+            </w:r>
+          </w:p>
+        </w:tc>
+      </w:tr>
+      <w:tr>
+        <w:tc>
+          <w:tcPr>
+            <w:tcW w:type="dxa" w:w="1234"/>
+          </w:tcPr>
+          <w:p>
+            <w:pPr>
+              <w:jc w:val="center"/>
+            </w:pPr>
+            <w:r>
+              <w:t>256</w:t>
+            </w:r>
+          </w:p>
+        </w:tc>
+        <w:tc>
+          <w:tcPr>
+            <w:tcW w:type="dxa" w:w="1234"/>
+          </w:tcPr>
+          <w:p>
+            <w:pPr>
+              <w:jc w:val="center"/>
+            </w:pPr>
+            <w:r>
+              <w:t>256</w:t>
+            </w:r>
+          </w:p>
+        </w:tc>
+        <w:tc>
+          <w:tcPr>
+            <w:tcW w:type="dxa" w:w="1234"/>
+          </w:tcPr>
+          <w:p>
+            <w:pPr>
+              <w:jc w:val="center"/>
+            </w:pPr>
+            <w:r>
+              <w:t>669.6 (cap)</w:t>
+            </w:r>
+          </w:p>
+        </w:tc>
+        <w:tc>
+          <w:tcPr>
+            <w:tcW w:type="dxa" w:w="1234"/>
+          </w:tcPr>
+          <w:p>
+            <w:pPr>
+              <w:jc w:val="center"/>
+            </w:pPr>
+            <w:r>
+              <w:t>0.038</w:t>
+            </w:r>
+          </w:p>
+        </w:tc>
+        <w:tc>
+          <w:tcPr>
+            <w:tcW w:type="dxa" w:w="1234"/>
+          </w:tcPr>
+          <w:p>
+            <w:pPr>
+              <w:jc w:val="center"/>
+            </w:pPr>
+            <w:r>
+              <w:t>32</w:t>
+            </w:r>
+          </w:p>
+        </w:tc>
+        <w:tc>
+          <w:tcPr>
+            <w:tcW w:type="dxa" w:w="1234"/>
+          </w:tcPr>
+          <w:p>
+            <w:pPr>
+              <w:jc w:val="center"/>
+            </w:pPr>
+            <w:r>
+              <w:t>669.6</w:t>
+            </w:r>
+          </w:p>
+        </w:tc>
+        <w:tc>
+          <w:tcPr>
+            <w:tcW w:type="dxa" w:w="1234"/>
+          </w:tcPr>
+          <w:p>
+            <w:pPr>
+              <w:jc w:val="center"/>
+            </w:pPr>
+            <w:r>
+              <w:t>99.994%</w:t>
+            </w:r>
+          </w:p>
+        </w:tc>
+      </w:tr>
+      <w:tr>
+        <w:tc>
+          <w:tcPr>
+            <w:tcW w:type="dxa" w:w="1234"/>
+          </w:tcPr>
+          <w:p>
+            <w:pPr>
+              <w:jc w:val="center"/>
+            </w:pPr>
+            <w:r>
+              <w:t>256</w:t>
+            </w:r>
+          </w:p>
+        </w:tc>
+        <w:tc>
+          <w:tcPr>
+            <w:tcW w:type="dxa" w:w="1234"/>
+          </w:tcPr>
+          <w:p>
+            <w:pPr>
+              <w:jc w:val="center"/>
+            </w:pPr>
+            <w:r>
+              <w:t>1024</w:t>
+            </w:r>
+          </w:p>
+        </w:tc>
+        <w:tc>
+          <w:tcPr>
+            <w:tcW w:type="dxa" w:w="1234"/>
+          </w:tcPr>
+          <w:p>
+            <w:pPr>
+              <w:jc w:val="center"/>
+            </w:pPr>
+            <w:r>
+              <w:t>1,116.9 (cap)</w:t>
+            </w:r>
+          </w:p>
+        </w:tc>
+        <w:tc>
+          <w:tcPr>
+            <w:tcW w:type="dxa" w:w="1234"/>
+          </w:tcPr>
+          <w:p>
+            <w:pPr>
+              <w:jc w:val="center"/>
+            </w:pPr>
+            <w:r>
+              <w:t>0.132</w:t>
+            </w:r>
+          </w:p>
+        </w:tc>
+        <w:tc>
+          <w:tcPr>
+            <w:tcW w:type="dxa" w:w="1234"/>
+          </w:tcPr>
+          <w:p>
+            <w:pPr>
+              <w:jc w:val="center"/>
+            </w:pPr>
+            <w:r>
+              <w:t>32</w:t>
+            </w:r>
+          </w:p>
+        </w:tc>
+        <w:tc>
+          <w:tcPr>
+            <w:tcW w:type="dxa" w:w="1234"/>
+          </w:tcPr>
+          <w:p>
+            <w:pPr>
+              <w:jc w:val="center"/>
+            </w:pPr>
+            <w:r>
+              <w:t>1,116.8</w:t>
+            </w:r>
+          </w:p>
+        </w:tc>
+        <w:tc>
+          <w:tcPr>
+            <w:tcW w:type="dxa" w:w="1234"/>
+          </w:tcPr>
+          <w:p>
+            <w:pPr>
+              <w:jc w:val="center"/>
+            </w:pPr>
+            <w:r>
+              <w:t>99.988%</w:t>
+            </w:r>
+          </w:p>
+        </w:tc>
+      </w:tr>
+      <w:tr>
+        <w:tc>
+          <w:tcPr>
+            <w:tcW w:type="dxa" w:w="1234"/>
+          </w:tcPr>
+          <w:p>
+            <w:pPr>
+              <w:jc w:val="center"/>
+            </w:pPr>
+            <w:r>
+              <w:t>512</w:t>
+            </w:r>
+          </w:p>
+        </w:tc>
+        <w:tc>
+          <w:tcPr>
+            <w:tcW w:type="dxa" w:w="1234"/>
+          </w:tcPr>
+          <w:p>
+            <w:pPr>
+              <w:jc w:val="center"/>
+            </w:pPr>
+            <w:r>
+              <w:t>512</w:t>
+            </w:r>
+          </w:p>
+        </w:tc>
+        <w:tc>
+          <w:tcPr>
+            <w:tcW w:type="dxa" w:w="1234"/>
+          </w:tcPr>
+          <w:p>
+            <w:pPr>
+              <w:jc w:val="center"/>
+            </w:pPr>
+            <w:r>
+              <w:t>1,340.1 (cap)</w:t>
+            </w:r>
+          </w:p>
+        </w:tc>
+        <w:tc>
+          <w:tcPr>
+            <w:tcW w:type="dxa" w:w="1234"/>
+          </w:tcPr>
+          <w:p>
+            <w:pPr>
+              <w:jc w:val="center"/>
+            </w:pPr>
+            <w:r>
+              <w:t>0.138</w:t>
+            </w:r>
+          </w:p>
+        </w:tc>
+        <w:tc>
+          <w:tcPr>
+            <w:tcW w:type="dxa" w:w="1234"/>
+          </w:tcPr>
+          <w:p>
+            <w:pPr>
+              <w:jc w:val="center"/>
+            </w:pPr>
+            <w:r>
+              <w:t>64</w:t>
+            </w:r>
+          </w:p>
+        </w:tc>
+        <w:tc>
+          <w:tcPr>
+            <w:tcW w:type="dxa" w:w="1234"/>
+          </w:tcPr>
+          <w:p>
+            <w:pPr>
+              <w:jc w:val="center"/>
+            </w:pPr>
+            <w:r>
+              <w:t>1,340.0</w:t>
+            </w:r>
+          </w:p>
+        </w:tc>
+        <w:tc>
+          <w:tcPr>
+            <w:tcW w:type="dxa" w:w="1234"/>
+          </w:tcPr>
+          <w:p>
+            <w:pPr>
+              <w:jc w:val="center"/>
+            </w:pPr>
+            <w:r>
+              <w:t>99.990%</w:t>
+            </w:r>
+          </w:p>
+        </w:tc>
+      </w:tr>
+      <w:tr>
+        <w:tc>
+          <w:tcPr>
+            <w:tcW w:type="dxa" w:w="1234"/>
+          </w:tcPr>
+          <w:p>
+            <w:pPr>
+              <w:jc w:val="center"/>
+            </w:pPr>
+            <w:r>
+              <w:t>512</w:t>
+            </w:r>
+          </w:p>
+        </w:tc>
+        <w:tc>
+          <w:tcPr>
+            <w:tcW w:type="dxa" w:w="1234"/>
+          </w:tcPr>
+          <w:p>
+            <w:pPr>
+              <w:jc w:val="center"/>
+            </w:pPr>
+            <w:r>
+              <w:t>1024</w:t>
+            </w:r>
+          </w:p>
+        </w:tc>
+        <w:tc>
+          <w:tcPr>
+            <w:tcW w:type="dxa" w:w="1234"/>
+          </w:tcPr>
+          <w:p>
+            <w:pPr>
+              <w:jc w:val="center"/>
+            </w:pPr>
+            <w:r>
+              <w:t>1,803.7 (cap)</w:t>
+            </w:r>
+          </w:p>
+        </w:tc>
+        <w:tc>
+          <w:tcPr>
+            <w:tcW w:type="dxa" w:w="1234"/>
+          </w:tcPr>
+          <w:p>
+            <w:pPr>
+              <w:jc w:val="center"/>
+            </w:pPr>
+            <w:r>
+              <w:t>0.258</w:t>
+            </w:r>
+          </w:p>
+        </w:tc>
+        <w:tc>
+          <w:tcPr>
+            <w:tcW w:type="dxa" w:w="1234"/>
+          </w:tcPr>
+          <w:p>
+            <w:pPr>
+              <w:jc w:val="center"/>
+            </w:pPr>
+            <w:r>
+              <w:t>64</w:t>
+            </w:r>
+          </w:p>
+        </w:tc>
+        <w:tc>
+          <w:tcPr>
+            <w:tcW w:type="dxa" w:w="1234"/>
+          </w:tcPr>
+          <w:p>
+            <w:pPr>
+              <w:jc w:val="center"/>
+            </w:pPr>
+            <w:r>
+              <w:t>1,803.5</w:t>
+            </w:r>
+          </w:p>
+        </w:tc>
+        <w:tc>
+          <w:tcPr>
+            <w:tcW w:type="dxa" w:w="1234"/>
+          </w:tcPr>
+          <w:p>
+            <w:pPr>
+              <w:jc w:val="center"/>
+            </w:pPr>
+            <w:r>
+              <w:t>99.986%</w:t>
+            </w:r>
+          </w:p>
+        </w:tc>
+      </w:tr>
+    </w:tbl>
+    <w:p>
+      <w:pPr>
+        <w:spacing w:after="120"/>
+      </w:pPr>
+      <w:r>
+        <w:t>Iterations is the number of greedy windows the FFD allocator processed (the tenant population divided into windows of 8). The MISOCP solves the whole problem in one shot, so it has no analogous iteration count.</w:t>
+      </w:r>
+    </w:p>
+    <w:p/>
+    <w:p>
       <w:r>
         <w:br w:type="page"/>
       </w:r>
@@ -2408,7 +4445,7 @@
         <w:drawing>
           <wp:inline xmlns:a="http://schemas.openxmlformats.org/drawingml/2006/main" xmlns:pic="http://schemas.openxmlformats.org/drawingml/2006/picture">
             <wp:extent cx="5029200" cy="2478090"/>
-            <wp:docPr id="1" name="Picture 1"/>
+            <wp:docPr id="3" name="Picture 3"/>
             <wp:cNvGraphicFramePr>
               <a:graphicFrameLocks noChangeAspect="1"/>
             </wp:cNvGraphicFramePr>
@@ -2420,7 +4457,7 @@
                     <pic:cNvPicPr/>
                   </pic:nvPicPr>
                   <pic:blipFill>
-                    <a:blip r:embed="rId9"/>
+                    <a:blip r:embed="rId11"/>
                     <a:stretch>
                       <a:fillRect/>
                     </a:stretch>
@@ -2459,7 +4496,7 @@
         <w:drawing>
           <wp:inline xmlns:a="http://schemas.openxmlformats.org/drawingml/2006/main" xmlns:pic="http://schemas.openxmlformats.org/drawingml/2006/picture">
             <wp:extent cx="5029200" cy="2478090"/>
-            <wp:docPr id="2" name="Picture 2"/>
+            <wp:docPr id="4" name="Picture 4"/>
             <wp:cNvGraphicFramePr>
               <a:graphicFrameLocks noChangeAspect="1"/>
             </wp:cNvGraphicFramePr>
@@ -2468,132 +4505,6 @@
                 <pic:pic>
                   <pic:nvPicPr>
                     <pic:cNvPr id="0" name="rt_heatmap_HIGHS.png"/>
-                    <pic:cNvPicPr/>
-                  </pic:nvPicPr>
-                  <pic:blipFill>
-                    <a:blip r:embed="rId10"/>
-                    <a:stretch>
-                      <a:fillRect/>
-                    </a:stretch>
-                  </pic:blipFill>
-                  <pic:spPr>
-                    <a:xfrm>
-                      <a:off x="0" y="0"/>
-                      <a:ext cx="5029200" cy="2478090"/>
-                    </a:xfrm>
-                    <a:prstGeom prst="rect"/>
-                  </pic:spPr>
-                </pic:pic>
-              </a:graphicData>
-            </a:graphic>
-          </wp:inline>
-        </w:drawing>
-      </w:r>
-    </w:p>
-    <w:p>
-      <w:pPr>
-        <w:jc w:val="center"/>
-      </w:pPr>
-      <w:r>
-        <w:rPr>
-          <w:i/>
-          <w:sz w:val="18"/>
-        </w:rPr>
-        <w:t>Figure 1b — RT Solve-Time Heatmap (HiGHS)</w:t>
-      </w:r>
-    </w:p>
-    <w:p>
-      <w:pPr>
-        <w:pStyle w:val="Heading2"/>
-      </w:pPr>
-      <w:r>
-        <w:t>4.2  Real-Time: Scaling (Non-Iterative)</w:t>
-      </w:r>
-    </w:p>
-    <w:p>
-      <w:pPr>
-        <w:jc w:val="center"/>
-      </w:pPr>
-      <w:r>
-        <w:drawing>
-          <wp:inline xmlns:a="http://schemas.openxmlformats.org/drawingml/2006/main" xmlns:pic="http://schemas.openxmlformats.org/drawingml/2006/picture">
-            <wp:extent cx="5029200" cy="2993398"/>
-            <wp:docPr id="3" name="Picture 3"/>
-            <wp:cNvGraphicFramePr>
-              <a:graphicFrameLocks noChangeAspect="1"/>
-            </wp:cNvGraphicFramePr>
-            <a:graphic>
-              <a:graphicData uri="http://schemas.openxmlformats.org/drawingml/2006/picture">
-                <pic:pic>
-                  <pic:nvPicPr>
-                    <pic:cNvPr id="0" name="rt_scaling_vars_vs_time.png"/>
-                    <pic:cNvPicPr/>
-                  </pic:nvPicPr>
-                  <pic:blipFill>
-                    <a:blip r:embed="rId11"/>
-                    <a:stretch>
-                      <a:fillRect/>
-                    </a:stretch>
-                  </pic:blipFill>
-                  <pic:spPr>
-                    <a:xfrm>
-                      <a:off x="0" y="0"/>
-                      <a:ext cx="5029200" cy="2993398"/>
-                    </a:xfrm>
-                    <a:prstGeom prst="rect"/>
-                  </pic:spPr>
-                </pic:pic>
-              </a:graphicData>
-            </a:graphic>
-          </wp:inline>
-        </w:drawing>
-      </w:r>
-    </w:p>
-    <w:p>
-      <w:pPr>
-        <w:jc w:val="center"/>
-      </w:pPr>
-      <w:r>
-        <w:rPr>
-          <w:i/>
-          <w:sz w:val="18"/>
-        </w:rPr>
-        <w:t>Figure 2 — RT Scaling: Variable Count vs Solve Time (all backends)</w:t>
-      </w:r>
-    </w:p>
-    <w:p>
-      <w:pPr>
-        <w:pStyle w:val="Heading2"/>
-      </w:pPr>
-      <w:r>
-        <w:t>4.3  Real-Time: Iterative Heatmaps</w:t>
-      </w:r>
-    </w:p>
-    <w:p>
-      <w:pPr>
-        <w:spacing w:after="120"/>
-      </w:pPr>
-      <w:r>
-        <w:t>Solve time heatmaps for the iterative solver at different batch sizes.</w:t>
-      </w:r>
-    </w:p>
-    <w:p>
-      <w:pPr>
-        <w:jc w:val="center"/>
-      </w:pPr>
-      <w:r>
-        <w:drawing>
-          <wp:inline xmlns:a="http://schemas.openxmlformats.org/drawingml/2006/main" xmlns:pic="http://schemas.openxmlformats.org/drawingml/2006/picture">
-            <wp:extent cx="5029200" cy="2478090"/>
-            <wp:docPr id="4" name="Picture 4"/>
-            <wp:cNvGraphicFramePr>
-              <a:graphicFrameLocks noChangeAspect="1"/>
-            </wp:cNvGraphicFramePr>
-            <a:graphic>
-              <a:graphicData uri="http://schemas.openxmlformats.org/drawingml/2006/picture">
-                <pic:pic>
-                  <pic:nvPicPr>
-                    <pic:cNvPr id="0" name="exp_rt_iter_heatmap_8x8.png"/>
                     <pic:cNvPicPr/>
                   </pic:nvPicPr>
                   <pic:blipFill>
@@ -2625,17 +4536,25 @@
           <w:i/>
           <w:sz w:val="18"/>
         </w:rPr>
-        <w:t>Figure 3a — RT Iterative (batch 8*8)</w:t>
+        <w:t>Figure 1b — RT Solve-Time Heatmap (HiGHS)</w:t>
       </w:r>
     </w:p>
     <w:p>
       <w:pPr>
+        <w:pStyle w:val="Heading2"/>
+      </w:pPr>
+      <w:r>
+        <w:t>4.2  Real-Time: Scaling (Non-Iterative)</w:t>
+      </w:r>
+    </w:p>
+    <w:p>
+      <w:pPr>
         <w:jc w:val="center"/>
       </w:pPr>
       <w:r>
         <w:drawing>
           <wp:inline xmlns:a="http://schemas.openxmlformats.org/drawingml/2006/main" xmlns:pic="http://schemas.openxmlformats.org/drawingml/2006/picture">
-            <wp:extent cx="5029200" cy="2478090"/>
+            <wp:extent cx="5029200" cy="2993398"/>
             <wp:docPr id="5" name="Picture 5"/>
             <wp:cNvGraphicFramePr>
               <a:graphicFrameLocks noChangeAspect="1"/>
@@ -2644,11 +4563,78 @@
               <a:graphicData uri="http://schemas.openxmlformats.org/drawingml/2006/picture">
                 <pic:pic>
                   <pic:nvPicPr>
-                    <pic:cNvPr id="0" name="exp_rt_iter_heatmap_16x16.png"/>
+                    <pic:cNvPr id="0" name="rt_scaling_vars_vs_time.png"/>
                     <pic:cNvPicPr/>
                   </pic:nvPicPr>
                   <pic:blipFill>
                     <a:blip r:embed="rId13"/>
+                    <a:stretch>
+                      <a:fillRect/>
+                    </a:stretch>
+                  </pic:blipFill>
+                  <pic:spPr>
+                    <a:xfrm>
+                      <a:off x="0" y="0"/>
+                      <a:ext cx="5029200" cy="2993398"/>
+                    </a:xfrm>
+                    <a:prstGeom prst="rect"/>
+                  </pic:spPr>
+                </pic:pic>
+              </a:graphicData>
+            </a:graphic>
+          </wp:inline>
+        </w:drawing>
+      </w:r>
+    </w:p>
+    <w:p>
+      <w:pPr>
+        <w:jc w:val="center"/>
+      </w:pPr>
+      <w:r>
+        <w:rPr>
+          <w:i/>
+          <w:sz w:val="18"/>
+        </w:rPr>
+        <w:t>Figure 2 — RT Scaling: Variable Count vs Solve Time (all backends)</w:t>
+      </w:r>
+    </w:p>
+    <w:p>
+      <w:pPr>
+        <w:pStyle w:val="Heading2"/>
+      </w:pPr>
+      <w:r>
+        <w:t>4.3  Real-Time: Iterative Heatmaps</w:t>
+      </w:r>
+    </w:p>
+    <w:p>
+      <w:pPr>
+        <w:spacing w:after="120"/>
+      </w:pPr>
+      <w:r>
+        <w:t>Solve time heatmaps for the iterative solver at different batch sizes.</w:t>
+      </w:r>
+    </w:p>
+    <w:p>
+      <w:pPr>
+        <w:jc w:val="center"/>
+      </w:pPr>
+      <w:r>
+        <w:drawing>
+          <wp:inline xmlns:a="http://schemas.openxmlformats.org/drawingml/2006/main" xmlns:pic="http://schemas.openxmlformats.org/drawingml/2006/picture">
+            <wp:extent cx="5029200" cy="2478090"/>
+            <wp:docPr id="6" name="Picture 6"/>
+            <wp:cNvGraphicFramePr>
+              <a:graphicFrameLocks noChangeAspect="1"/>
+            </wp:cNvGraphicFramePr>
+            <a:graphic>
+              <a:graphicData uri="http://schemas.openxmlformats.org/drawingml/2006/picture">
+                <pic:pic>
+                  <pic:nvPicPr>
+                    <pic:cNvPr id="0" name="exp_rt_iter_heatmap_8x8.png"/>
+                    <pic:cNvPicPr/>
+                  </pic:nvPicPr>
+                  <pic:blipFill>
+                    <a:blip r:embed="rId14"/>
                     <a:stretch>
                       <a:fillRect/>
                     </a:stretch>
@@ -2676,6 +4662,57 @@
           <w:i/>
           <w:sz w:val="18"/>
         </w:rPr>
+        <w:t>Figure 3a — RT Iterative (batch 8*8)</w:t>
+      </w:r>
+    </w:p>
+    <w:p>
+      <w:pPr>
+        <w:jc w:val="center"/>
+      </w:pPr>
+      <w:r>
+        <w:drawing>
+          <wp:inline xmlns:a="http://schemas.openxmlformats.org/drawingml/2006/main" xmlns:pic="http://schemas.openxmlformats.org/drawingml/2006/picture">
+            <wp:extent cx="5029200" cy="2478090"/>
+            <wp:docPr id="7" name="Picture 7"/>
+            <wp:cNvGraphicFramePr>
+              <a:graphicFrameLocks noChangeAspect="1"/>
+            </wp:cNvGraphicFramePr>
+            <a:graphic>
+              <a:graphicData uri="http://schemas.openxmlformats.org/drawingml/2006/picture">
+                <pic:pic>
+                  <pic:nvPicPr>
+                    <pic:cNvPr id="0" name="exp_rt_iter_heatmap_16x16.png"/>
+                    <pic:cNvPicPr/>
+                  </pic:nvPicPr>
+                  <pic:blipFill>
+                    <a:blip r:embed="rId15"/>
+                    <a:stretch>
+                      <a:fillRect/>
+                    </a:stretch>
+                  </pic:blipFill>
+                  <pic:spPr>
+                    <a:xfrm>
+                      <a:off x="0" y="0"/>
+                      <a:ext cx="5029200" cy="2478090"/>
+                    </a:xfrm>
+                    <a:prstGeom prst="rect"/>
+                  </pic:spPr>
+                </pic:pic>
+              </a:graphicData>
+            </a:graphic>
+          </wp:inline>
+        </w:drawing>
+      </w:r>
+    </w:p>
+    <w:p>
+      <w:pPr>
+        <w:jc w:val="center"/>
+      </w:pPr>
+      <w:r>
+        <w:rPr>
+          <w:i/>
+          <w:sz w:val="18"/>
+        </w:rPr>
         <w:t>Figure 3b — RT Iterative (batch 16*16)</w:t>
       </w:r>
     </w:p>
@@ -2695,7 +4732,7 @@
         <w:drawing>
           <wp:inline xmlns:a="http://schemas.openxmlformats.org/drawingml/2006/main" xmlns:pic="http://schemas.openxmlformats.org/drawingml/2006/picture">
             <wp:extent cx="5029200" cy="2976095"/>
-            <wp:docPr id="6" name="Picture 6"/>
+            <wp:docPr id="8" name="Picture 8"/>
             <wp:cNvGraphicFramePr>
               <a:graphicFrameLocks noChangeAspect="1"/>
             </wp:cNvGraphicFramePr>
@@ -2707,7 +4744,7 @@
                     <pic:cNvPicPr/>
                   </pic:nvPicPr>
                   <pic:blipFill>
-                    <a:blip r:embed="rId14"/>
+                    <a:blip r:embed="rId16"/>
                     <a:stretch>
                       <a:fillRect/>
                     </a:stretch>
@@ -2753,8 +4790,8 @@
       <w:r>
         <w:drawing>
           <wp:inline xmlns:a="http://schemas.openxmlformats.org/drawingml/2006/main" xmlns:pic="http://schemas.openxmlformats.org/drawingml/2006/picture">
-            <wp:extent cx="5029200" cy="2614569"/>
-            <wp:docPr id="7" name="Picture 7"/>
+            <wp:extent cx="5029200" cy="2624097"/>
+            <wp:docPr id="9" name="Picture 9"/>
             <wp:cNvGraphicFramePr>
               <a:graphicFrameLocks noChangeAspect="1"/>
             </wp:cNvGraphicFramePr>
@@ -2766,7 +4803,7 @@
                     <pic:cNvPicPr/>
                   </pic:nvPicPr>
                   <pic:blipFill>
-                    <a:blip r:embed="rId15"/>
+                    <a:blip r:embed="rId17"/>
                     <a:stretch>
                       <a:fillRect/>
                     </a:stretch>
@@ -2774,7 +4811,7 @@
                   <pic:spPr>
                     <a:xfrm>
                       <a:off x="0" y="0"/>
-                      <a:ext cx="5029200" cy="2614569"/>
+                      <a:ext cx="5029200" cy="2624097"/>
                     </a:xfrm>
                     <a:prstGeom prst="rect"/>
                   </pic:spPr>
@@ -2805,7 +4842,7 @@
         <w:drawing>
           <wp:inline xmlns:a="http://schemas.openxmlformats.org/drawingml/2006/main" xmlns:pic="http://schemas.openxmlformats.org/drawingml/2006/picture">
             <wp:extent cx="5029200" cy="2304630"/>
-            <wp:docPr id="8" name="Picture 8"/>
+            <wp:docPr id="10" name="Picture 10"/>
             <wp:cNvGraphicFramePr>
               <a:graphicFrameLocks noChangeAspect="1"/>
             </wp:cNvGraphicFramePr>
@@ -2817,7 +4854,7 @@
                     <pic:cNvPicPr/>
                   </pic:nvPicPr>
                   <pic:blipFill>
-                    <a:blip r:embed="rId16"/>
+                    <a:blip r:embed="rId18"/>
                     <a:stretch>
                       <a:fillRect/>
                     </a:stretch>
@@ -2855,8 +4892,8 @@
       <w:r>
         <w:drawing>
           <wp:inline xmlns:a="http://schemas.openxmlformats.org/drawingml/2006/main" xmlns:pic="http://schemas.openxmlformats.org/drawingml/2006/picture">
-            <wp:extent cx="5029200" cy="2746154"/>
-            <wp:docPr id="9" name="Picture 9"/>
+            <wp:extent cx="5029200" cy="2758342"/>
+            <wp:docPr id="11" name="Picture 11"/>
             <wp:cNvGraphicFramePr>
               <a:graphicFrameLocks noChangeAspect="1"/>
             </wp:cNvGraphicFramePr>
@@ -2868,7 +4905,7 @@
                     <pic:cNvPicPr/>
                   </pic:nvPicPr>
                   <pic:blipFill>
-                    <a:blip r:embed="rId17"/>
+                    <a:blip r:embed="rId19"/>
                     <a:stretch>
                       <a:fillRect/>
                     </a:stretch>
@@ -2876,7 +4913,7 @@
                   <pic:spPr>
                     <a:xfrm>
                       <a:off x="0" y="0"/>
-                      <a:ext cx="5029200" cy="2746154"/>
+                      <a:ext cx="5029200" cy="2758342"/>
                     </a:xfrm>
                     <a:prstGeom prst="rect"/>
                   </pic:spPr>
@@ -2904,7 +4941,7 @@
         <w:pStyle w:val="Heading2"/>
       </w:pPr>
       <w:r>
-        <w:t>4.6  Plan-Ahead: Iterative Wall Time vs Tenant Count</w:t>
+        <w:t>4.6  Plan-Ahead: Iterative Wall Time and Solve-Time Heatmap</w:t>
       </w:r>
     </w:p>
     <w:p>
@@ -2914,8 +4951,8 @@
       <w:r>
         <w:drawing>
           <wp:inline xmlns:a="http://schemas.openxmlformats.org/drawingml/2006/main" xmlns:pic="http://schemas.openxmlformats.org/drawingml/2006/picture">
-            <wp:extent cx="5029200" cy="1769533"/>
-            <wp:docPr id="10" name="Picture 10"/>
+            <wp:extent cx="5029200" cy="1770444"/>
+            <wp:docPr id="12" name="Picture 12"/>
             <wp:cNvGraphicFramePr>
               <a:graphicFrameLocks noChangeAspect="1"/>
             </wp:cNvGraphicFramePr>
@@ -2927,7 +4964,7 @@
                     <pic:cNvPicPr/>
                   </pic:nvPicPr>
                   <pic:blipFill>
-                    <a:blip r:embed="rId18"/>
+                    <a:blip r:embed="rId20"/>
                     <a:stretch>
                       <a:fillRect/>
                     </a:stretch>
@@ -2935,7 +4972,7 @@
                   <pic:spPr>
                     <a:xfrm>
                       <a:off x="0" y="0"/>
-                      <a:ext cx="5029200" cy="1769533"/>
+                      <a:ext cx="5029200" cy="1770444"/>
                     </a:xfrm>
                     <a:prstGeom prst="rect"/>
                   </pic:spPr>
@@ -2960,6 +4997,57 @@
     </w:p>
     <w:p>
       <w:pPr>
+        <w:jc w:val="center"/>
+      </w:pPr>
+      <w:r>
+        <w:drawing>
+          <wp:inline xmlns:a="http://schemas.openxmlformats.org/drawingml/2006/main" xmlns:pic="http://schemas.openxmlformats.org/drawingml/2006/picture">
+            <wp:extent cx="5029200" cy="2886610"/>
+            <wp:docPr id="13" name="Picture 13"/>
+            <wp:cNvGraphicFramePr>
+              <a:graphicFrameLocks noChangeAspect="1"/>
+            </wp:cNvGraphicFramePr>
+            <a:graphic>
+              <a:graphicData uri="http://schemas.openxmlformats.org/drawingml/2006/picture">
+                <pic:pic>
+                  <pic:nvPicPr>
+                    <pic:cNvPr id="0" name="pa_iter_heatmap_solve_time.png"/>
+                    <pic:cNvPicPr/>
+                  </pic:nvPicPr>
+                  <pic:blipFill>
+                    <a:blip r:embed="rId21"/>
+                    <a:stretch>
+                      <a:fillRect/>
+                    </a:stretch>
+                  </pic:blipFill>
+                  <pic:spPr>
+                    <a:xfrm>
+                      <a:off x="0" y="0"/>
+                      <a:ext cx="5029200" cy="2886610"/>
+                    </a:xfrm>
+                    <a:prstGeom prst="rect"/>
+                  </pic:spPr>
+                </pic:pic>
+              </a:graphicData>
+            </a:graphic>
+          </wp:inline>
+        </w:drawing>
+      </w:r>
+    </w:p>
+    <w:p>
+      <w:pPr>
+        <w:jc w:val="center"/>
+      </w:pPr>
+      <w:r>
+        <w:rPr>
+          <w:i/>
+          <w:sz w:val="18"/>
+        </w:rPr>
+        <w:t>Figure 8b — PA Iterative: Total Wall Time across the Tenant * Node grid (greedy FFD; mirrors the non-iterative MISOCP heatmap in Figure 5)</w:t>
+      </w:r>
+    </w:p>
+    <w:p>
+      <w:pPr>
         <w:pStyle w:val="Heading2"/>
       </w:pPr>
       <w:r>
@@ -2990,7 +5078,7 @@
         <w:drawing>
           <wp:inline xmlns:a="http://schemas.openxmlformats.org/drawingml/2006/main" xmlns:pic="http://schemas.openxmlformats.org/drawingml/2006/picture">
             <wp:extent cx="5486400" cy="2721002"/>
-            <wp:docPr id="11" name="Picture 11"/>
+            <wp:docPr id="14" name="Picture 14"/>
             <wp:cNvGraphicFramePr>
               <a:graphicFrameLocks noChangeAspect="1"/>
             </wp:cNvGraphicFramePr>
@@ -3002,7 +5090,7 @@
                     <pic:cNvPicPr/>
                   </pic:nvPicPr>
                   <pic:blipFill>
-                    <a:blip r:embed="rId19"/>
+                    <a:blip r:embed="rId22"/>
                     <a:stretch>
                       <a:fillRect/>
                     </a:stretch>
@@ -3041,7 +5129,7 @@
         <w:drawing>
           <wp:inline xmlns:a="http://schemas.openxmlformats.org/drawingml/2006/main" xmlns:pic="http://schemas.openxmlformats.org/drawingml/2006/picture">
             <wp:extent cx="5486400" cy="2764336"/>
-            <wp:docPr id="12" name="Picture 12"/>
+            <wp:docPr id="15" name="Picture 15"/>
             <wp:cNvGraphicFramePr>
               <a:graphicFrameLocks noChangeAspect="1"/>
             </wp:cNvGraphicFramePr>
@@ -3053,7 +5141,7 @@
                     <pic:cNvPicPr/>
                   </pic:nvPicPr>
                   <pic:blipFill>
-                    <a:blip r:embed="rId20"/>
+                    <a:blip r:embed="rId23"/>
                     <a:stretch>
                       <a:fillRect/>
                     </a:stretch>
@@ -3085,6 +5173,242 @@
       </w:r>
     </w:p>
     <w:p>
+      <w:pPr>
+        <w:pStyle w:val="Heading2"/>
+      </w:pPr>
+      <w:r>
+        <w:t>4.8  Iterative vs One-Shot — Bar Comparisons</w:t>
+      </w:r>
+    </w:p>
+    <w:p>
+      <w:pPr>
+        <w:spacing w:after="120"/>
+      </w:pPr>
+      <w:r>
+        <w:t>The same head-to-head data as the tables in Sections 3.1.4 and 3.2.4, shown on a log scale so the difference is visible at a glance: the one-shot solver runs for minutes while the iterative method finishes in milliseconds to seconds.</w:t>
+      </w:r>
+    </w:p>
+    <w:p>
+      <w:pPr>
+        <w:jc w:val="center"/>
+      </w:pPr>
+      <w:r>
+        <w:drawing>
+          <wp:inline xmlns:a="http://schemas.openxmlformats.org/drawingml/2006/main" xmlns:pic="http://schemas.openxmlformats.org/drawingml/2006/picture">
+            <wp:extent cx="5029200" cy="2886534"/>
+            <wp:docPr id="16" name="Picture 16"/>
+            <wp:cNvGraphicFramePr>
+              <a:graphicFrameLocks noChangeAspect="1"/>
+            </wp:cNvGraphicFramePr>
+            <a:graphic>
+              <a:graphicData uri="http://schemas.openxmlformats.org/drawingml/2006/picture">
+                <pic:pic>
+                  <pic:nvPicPr>
+                    <pic:cNvPr id="0" name="rt_headtohead_bar.png"/>
+                    <pic:cNvPicPr/>
+                  </pic:nvPicPr>
+                  <pic:blipFill>
+                    <a:blip r:embed="rId24"/>
+                    <a:stretch>
+                      <a:fillRect/>
+                    </a:stretch>
+                  </pic:blipFill>
+                  <pic:spPr>
+                    <a:xfrm>
+                      <a:off x="0" y="0"/>
+                      <a:ext cx="5029200" cy="2886534"/>
+                    </a:xfrm>
+                    <a:prstGeom prst="rect"/>
+                  </pic:spPr>
+                </pic:pic>
+              </a:graphicData>
+            </a:graphic>
+          </wp:inline>
+        </w:drawing>
+      </w:r>
+    </w:p>
+    <w:p>
+      <w:pPr>
+        <w:jc w:val="center"/>
+      </w:pPr>
+      <w:r>
+        <w:rPr>
+          <w:i/>
+          <w:sz w:val="18"/>
+        </w:rPr>
+        <w:t>Figure 11 — Real-Time: one-shot Gurobi vs iterative (16 x 16), solve time (log scale)</w:t>
+      </w:r>
+    </w:p>
+    <w:p>
+      <w:pPr>
+        <w:jc w:val="center"/>
+      </w:pPr>
+      <w:r>
+        <w:drawing>
+          <wp:inline xmlns:a="http://schemas.openxmlformats.org/drawingml/2006/main" xmlns:pic="http://schemas.openxmlformats.org/drawingml/2006/picture">
+            <wp:extent cx="5029200" cy="2886534"/>
+            <wp:docPr id="17" name="Picture 17"/>
+            <wp:cNvGraphicFramePr>
+              <a:graphicFrameLocks noChangeAspect="1"/>
+            </wp:cNvGraphicFramePr>
+            <a:graphic>
+              <a:graphicData uri="http://schemas.openxmlformats.org/drawingml/2006/picture">
+                <pic:pic>
+                  <pic:nvPicPr>
+                    <pic:cNvPr id="0" name="pa_headtohead_bar.png"/>
+                    <pic:cNvPicPr/>
+                  </pic:nvPicPr>
+                  <pic:blipFill>
+                    <a:blip r:embed="rId25"/>
+                    <a:stretch>
+                      <a:fillRect/>
+                    </a:stretch>
+                  </pic:blipFill>
+                  <pic:spPr>
+                    <a:xfrm>
+                      <a:off x="0" y="0"/>
+                      <a:ext cx="5029200" cy="2886534"/>
+                    </a:xfrm>
+                    <a:prstGeom prst="rect"/>
+                  </pic:spPr>
+                </pic:pic>
+              </a:graphicData>
+            </a:graphic>
+          </wp:inline>
+        </w:drawing>
+      </w:r>
+    </w:p>
+    <w:p>
+      <w:pPr>
+        <w:jc w:val="center"/>
+      </w:pPr>
+      <w:r>
+        <w:rPr>
+          <w:i/>
+          <w:sz w:val="18"/>
+        </w:rPr>
+        <w:t>Figure 12 — Plan-Ahead: one-shot MISOCP vs iterative greedy FFD, wall time (log scale)</w:t>
+      </w:r>
+    </w:p>
+    <w:p>
+      <w:pPr>
+        <w:pStyle w:val="Heading2"/>
+      </w:pPr>
+      <w:r>
+        <w:t>4.9  Small-Scale Stress Tests</w:t>
+      </w:r>
+    </w:p>
+    <w:p>
+      <w:pPr>
+        <w:spacing w:after="120"/>
+      </w:pPr>
+      <w:r>
+        <w:t>The small-node RT grid (J = 8, 16 against N = 1..32) isolates the few-nodes regime, where the limit is physical capacity rather than the solver. The PA small grid (T = 8, 16, 32, 64 against N = 8, 16, 32, 64) confirms that iterative wall time tracks the tenant count and iterations, not the node count — each row is roughly flat.</w:t>
+      </w:r>
+    </w:p>
+    <w:p>
+      <w:pPr>
+        <w:jc w:val="center"/>
+      </w:pPr>
+      <w:r>
+        <w:drawing>
+          <wp:inline xmlns:a="http://schemas.openxmlformats.org/drawingml/2006/main" xmlns:pic="http://schemas.openxmlformats.org/drawingml/2006/picture">
+            <wp:extent cx="5029200" cy="2272689"/>
+            <wp:docPr id="18" name="Picture 18"/>
+            <wp:cNvGraphicFramePr>
+              <a:graphicFrameLocks noChangeAspect="1"/>
+            </wp:cNvGraphicFramePr>
+            <a:graphic>
+              <a:graphicData uri="http://schemas.openxmlformats.org/drawingml/2006/picture">
+                <pic:pic>
+                  <pic:nvPicPr>
+                    <pic:cNvPr id="0" name="rt_small_grid_bar.png"/>
+                    <pic:cNvPicPr/>
+                  </pic:nvPicPr>
+                  <pic:blipFill>
+                    <a:blip r:embed="rId26"/>
+                    <a:stretch>
+                      <a:fillRect/>
+                    </a:stretch>
+                  </pic:blipFill>
+                  <pic:spPr>
+                    <a:xfrm>
+                      <a:off x="0" y="0"/>
+                      <a:ext cx="5029200" cy="2272689"/>
+                    </a:xfrm>
+                    <a:prstGeom prst="rect"/>
+                  </pic:spPr>
+                </pic:pic>
+              </a:graphicData>
+            </a:graphic>
+          </wp:inline>
+        </w:drawing>
+      </w:r>
+    </w:p>
+    <w:p>
+      <w:pPr>
+        <w:jc w:val="center"/>
+      </w:pPr>
+      <w:r>
+        <w:rPr>
+          <w:i/>
+          <w:sz w:val="18"/>
+        </w:rPr>
+        <w:t>Figure 13 — RT small-node grid: one-shot vs iterative (J = 8, 16; N = 1..32)</w:t>
+      </w:r>
+    </w:p>
+    <w:p>
+      <w:pPr>
+        <w:jc w:val="center"/>
+      </w:pPr>
+      <w:r>
+        <w:drawing>
+          <wp:inline xmlns:a="http://schemas.openxmlformats.org/drawingml/2006/main" xmlns:pic="http://schemas.openxmlformats.org/drawingml/2006/picture">
+            <wp:extent cx="5029200" cy="2540331"/>
+            <wp:docPr id="19" name="Picture 19"/>
+            <wp:cNvGraphicFramePr>
+              <a:graphicFrameLocks noChangeAspect="1"/>
+            </wp:cNvGraphicFramePr>
+            <a:graphic>
+              <a:graphicData uri="http://schemas.openxmlformats.org/drawingml/2006/picture">
+                <pic:pic>
+                  <pic:nvPicPr>
+                    <pic:cNvPr id="0" name="pa_small_grid_heatmap.png"/>
+                    <pic:cNvPicPr/>
+                  </pic:nvPicPr>
+                  <pic:blipFill>
+                    <a:blip r:embed="rId27"/>
+                    <a:stretch>
+                      <a:fillRect/>
+                    </a:stretch>
+                  </pic:blipFill>
+                  <pic:spPr>
+                    <a:xfrm>
+                      <a:off x="0" y="0"/>
+                      <a:ext cx="5029200" cy="2540331"/>
+                    </a:xfrm>
+                    <a:prstGeom prst="rect"/>
+                  </pic:spPr>
+                </pic:pic>
+              </a:graphicData>
+            </a:graphic>
+          </wp:inline>
+        </w:drawing>
+      </w:r>
+    </w:p>
+    <w:p>
+      <w:pPr>
+        <w:jc w:val="center"/>
+      </w:pPr>
+      <w:r>
+        <w:rPr>
+          <w:i/>
+          <w:sz w:val="18"/>
+        </w:rPr>
+        <w:t>Figure 14 — PA iterative small grid: wall time and iterations across T = 8..64, N = 8..64</w:t>
+      </w:r>
+    </w:p>
+    <w:p>
       <w:r>
         <w:br w:type="page"/>
       </w:r>
@@ -3110,7 +5434,7 @@
         <w:spacing w:after="120"/>
       </w:pPr>
       <w:r>
-        <w:t>The iterative strategy is a problem decomposition approach. Pandey and Patil (2022) define a decomposition heuristic as one that partitions a large problem into subproblems solved independently, with the solution assembled from subproblem results. Their DSTAP-Heuristic partitions a road network into geographically separate subnetworks and achieves 15 to 68 percent computational savings over centralized optimization. The same principle applies here: the real-time batch-MILP partitions the J * N assignment problem into smaller windows solved to integer optimality, and the plan-ahead FFD loop partitions the tenant population into windows processed sequentially.</w:t>
+        <w:t>The iterative strategy is a problem decomposition approach. Maniezzo, Boschetti, and Stuetzle (2021) describe this class of methods as matheuristics derived from decomposition: an exact solver is applied repeatedly to tractable subproblems within a heuristic master loop, following the same divide-and-conquer logic that underlies Dantzig-Wolfe, Lagrangian, and Benders decomposition. Pandey and Patil (2022) give an applied instance of the idea: their DSTAP-Heuristic partitions a road network into geographically separate subnetworks and achieves 15 to 68 percent computational savings over centralized optimization. The same principle applies here: the real-time batch-MILP partitions the J * N assignment problem into smaller windows solved to integer optimality, and the plan-ahead FFD loop partitions the tenant population into windows processed sequentially.</w:t>
       </w:r>
     </w:p>
     <w:p>
@@ -3277,10 +5601,18 @@
     </w:p>
     <w:p>
       <w:pPr>
+        <w:spacing w:after="120"/>
+      </w:pPr>
+      <w:r>
+        <w:t>Both models share the same block-angular structure — items (jobs or tenants) assigned to resources (nodes or machines), each resource carrying a coupling capacity limit — which is the textbook input for exact decomposition. A single method, Dantzig-Wolfe column generation (branch-and-price), therefore applies to both: a column is a feasible bundle on one resource (a memory-and-CPU knapsack for the real-time model, a Cantelli-cone packing for the plan-ahead model), the restricted master covers all items at optimal cost, and the pricing subproblem is solved per resource. Benders decomposition is the natural second fit, especially for the plan-ahead model, which already separates machine activation (master) from per-period allocation (subproblem). These exact methods would replace the current matheuristic with provable optimality at scale; the heuristic recomposition used here is a deliberate near-term shortcut, not an attempt at either method.</w:t>
+      </w:r>
+    </w:p>
+    <w:p>
+      <w:pPr>
         <w:pStyle w:val="ListBullet"/>
       </w:pPr>
       <w:r>
-        <w:t>Benders decomposition for the MISOCP. Decompose the plan-ahead into a master problem (machine activation) and per-period subproblems. This retains Gurobi optimality guarantees while scaling beyond T=1000 tenants.</w:t>
+        <w:t>Benders decomposition for the MISOCP. Following Maniezzo, Boschetti, and Stuetzle (2021), decompose the plan-ahead into a master problem (machine activation) and per-period subproblems, adding Benders cuts until the bound closes. This retains Gurobi optimality guarantees while scaling beyond T=1000 tenants.</w:t>
       </w:r>
     </w:p>
     <w:p>
@@ -3342,6 +5674,14 @@
       </w:pPr>
       <w:r>
         <w:t>Shi, Y., and Yu, H. (2024). Fairness-Aware Job Scheduling for Multi-Job Federated Learning. arXiv:2401.02740v3. Nanyang Technological University / Alibaba Group.</w:t>
+      </w:r>
+    </w:p>
+    <w:p>
+      <w:pPr>
+        <w:pStyle w:val="ListBullet"/>
+      </w:pPr>
+      <w:r>
+        <w:t>Maniezzo, V., Boschetti, M. A., and Stuetzle, T. (2021). Decomposition based heuristics (Chapter 7). In Matheuristics: Algorithms and Implementations. EURO Advanced Tutorials on Operational Research. Springer, Cham. https://doi.org/10.1007/978-3-030-70277-9</w:t>
       </w:r>
     </w:p>
     <w:p>
